--- a/Fase 2/Evidencias Grupales/2.6_GuiaEstudiante_Fase 2_Informe Final Proyecto APT.docx
+++ b/Fase 2/Evidencias Grupales/2.6_GuiaEstudiante_Fase 2_Informe Final Proyecto APT.docx
@@ -1,6 +1,6 @@
 
 <file path=word/document.xml><?xml version="1.0" encoding="utf-8"?>
-<w:document xmlns:wpc="http://schemas.microsoft.com/office/word/2010/wordprocessingCanvas" xmlns:cx="http://schemas.microsoft.com/office/drawing/2014/chartex" xmlns:mc="http://schemas.openxmlformats.org/markup-compatibility/2006" xmlns:o="urn:schemas-microsoft-com:office:office" xmlns:r="http://schemas.openxmlformats.org/officeDocument/2006/relationships" xmlns:m="http://schemas.openxmlformats.org/officeDocument/2006/math" xmlns:v="urn:schemas-microsoft-com:vml" xmlns:wp14="http://schemas.microsoft.com/office/word/2010/wordprocessingDrawing" xmlns:wp="http://schemas.openxmlformats.org/drawingml/2006/wordprocessingDrawing" xmlns:w10="urn:schemas-microsoft-com:office:word" xmlns:w="http://schemas.openxmlformats.org/wordprocessingml/2006/main" xmlns:w14="http://schemas.microsoft.com/office/word/2010/wordml" xmlns:w15="http://schemas.microsoft.com/office/word/2012/wordml" xmlns:w16se="http://schemas.microsoft.com/office/word/2015/wordml/symex" xmlns:wpg="http://schemas.microsoft.com/office/word/2010/wordprocessingGroup" xmlns:wpi="http://schemas.microsoft.com/office/word/2010/wordprocessingInk" xmlns:wne="http://schemas.microsoft.com/office/word/2006/wordml" xmlns:wps="http://schemas.microsoft.com/office/word/2010/wordprocessingShape" mc:Ignorable="w14 w15 w16se wp14">
+<w:document xmlns:wpc="http://schemas.microsoft.com/office/word/2010/wordprocessingCanvas" xmlns:cx="http://schemas.microsoft.com/office/drawing/2014/chartex" xmlns:cx1="http://schemas.microsoft.com/office/drawing/2015/9/8/chartex" xmlns:cx2="http://schemas.microsoft.com/office/drawing/2015/10/21/chartex" xmlns:cx3="http://schemas.microsoft.com/office/drawing/2016/5/9/chartex" xmlns:cx4="http://schemas.microsoft.com/office/drawing/2016/5/10/chartex" xmlns:cx5="http://schemas.microsoft.com/office/drawing/2016/5/11/chartex" xmlns:cx6="http://schemas.microsoft.com/office/drawing/2016/5/12/chartex" xmlns:cx7="http://schemas.microsoft.com/office/drawing/2016/5/13/chartex" xmlns:cx8="http://schemas.microsoft.com/office/drawing/2016/5/14/chartex" xmlns:mc="http://schemas.openxmlformats.org/markup-compatibility/2006" xmlns:aink="http://schemas.microsoft.com/office/drawing/2016/ink" xmlns:am3d="http://schemas.microsoft.com/office/drawing/2017/model3d" xmlns:o="urn:schemas-microsoft-com:office:office" xmlns:r="http://schemas.openxmlformats.org/officeDocument/2006/relationships" xmlns:m="http://schemas.openxmlformats.org/officeDocument/2006/math" xmlns:v="urn:schemas-microsoft-com:vml" xmlns:wp14="http://schemas.microsoft.com/office/word/2010/wordprocessingDrawing" xmlns:wp="http://schemas.openxmlformats.org/drawingml/2006/wordprocessingDrawing" xmlns:w10="urn:schemas-microsoft-com:office:word" xmlns:w="http://schemas.openxmlformats.org/wordprocessingml/2006/main" xmlns:w14="http://schemas.microsoft.com/office/word/2010/wordml" xmlns:w15="http://schemas.microsoft.com/office/word/2012/wordml" xmlns:w16cex="http://schemas.microsoft.com/office/word/2018/wordml/cex" xmlns:w16cid="http://schemas.microsoft.com/office/word/2016/wordml/cid" xmlns:w16="http://schemas.microsoft.com/office/word/2018/wordml" xmlns:w16sdtdh="http://schemas.microsoft.com/office/word/2020/wordml/sdtdatahash" xmlns:w16se="http://schemas.microsoft.com/office/word/2015/wordml/symex" xmlns:wpg="http://schemas.microsoft.com/office/word/2010/wordprocessingGroup" xmlns:wpi="http://schemas.microsoft.com/office/word/2010/wordprocessingInk" xmlns:wne="http://schemas.microsoft.com/office/word/2006/wordml" xmlns:wps="http://schemas.microsoft.com/office/word/2010/wordprocessingShape" mc:Ignorable="w14 w15 w16se w16cid w16 w16cex w16sdtdh wp14">
   <w:body>
     <w:p>
       <w:r>
@@ -89,16 +89,7 @@
                                   <w:sz w:val="48"/>
                                   <w:szCs w:val="48"/>
                                 </w:rPr>
-                                <w:t>Guía</w:t>
-                              </w:r>
-                              <w:r>
-                                <w:rPr>
-                                  <w:b/>
-                                  <w:color w:val="1F3864" w:themeColor="accent1" w:themeShade="80"/>
-                                  <w:sz w:val="48"/>
-                                  <w:szCs w:val="48"/>
-                                </w:rPr>
-                                <w:t>3.</w:t>
+                                <w:t>Guía 3. Informe final Proyecto APT</w:t>
                               </w:r>
                               <w:r>
                                 <w:rPr>
@@ -108,42 +99,6 @@
                                   <w:szCs w:val="48"/>
                                 </w:rPr>
                                 <w:t xml:space="preserve"> </w:t>
-                              </w:r>
-                              <w:r>
-                                <w:rPr>
-                                  <w:b/>
-                                  <w:color w:val="1F3864" w:themeColor="accent1" w:themeShade="80"/>
-                                  <w:sz w:val="48"/>
-                                  <w:szCs w:val="48"/>
-                                </w:rPr>
-                                <w:t>Informe final</w:t>
-                              </w:r>
-                              <w:r>
-                                <w:rPr>
-                                  <w:b/>
-                                  <w:color w:val="1F3864" w:themeColor="accent1" w:themeShade="80"/>
-                                  <w:sz w:val="48"/>
-                                  <w:szCs w:val="48"/>
-                                </w:rPr>
-                                <w:t xml:space="preserve"> P</w:t>
-                              </w:r>
-                              <w:r>
-                                <w:rPr>
-                                  <w:b/>
-                                  <w:color w:val="1F3864" w:themeColor="accent1" w:themeShade="80"/>
-                                  <w:sz w:val="48"/>
-                                  <w:szCs w:val="48"/>
-                                </w:rPr>
-                                <w:t xml:space="preserve">royecto </w:t>
-                              </w:r>
-                              <w:r>
-                                <w:rPr>
-                                  <w:b/>
-                                  <w:color w:val="1F3864" w:themeColor="accent1" w:themeShade="80"/>
-                                  <w:sz w:val="48"/>
-                                  <w:szCs w:val="48"/>
-                                </w:rPr>
-                                <w:t xml:space="preserve">APT </w:t>
                               </w:r>
                             </w:p>
                             <w:p>
@@ -174,8 +129,6 @@
                                 </w:rPr>
                                 <w:t>Capstone</w:t>
                               </w:r>
-                              <w:bookmarkStart w:id="0" w:name="_GoBack"/>
-                              <w:bookmarkEnd w:id="0"/>
                             </w:p>
                           </w:txbxContent>
                         </wps:txbx>
@@ -276,16 +229,7 @@
                             <w:sz w:val="48"/>
                             <w:szCs w:val="48"/>
                           </w:rPr>
-                          <w:t>Guía</w:t>
-                        </w:r>
-                        <w:r>
-                          <w:rPr>
-                            <w:b/>
-                            <w:color w:val="1F3864" w:themeColor="accent1" w:themeShade="80"/>
-                            <w:sz w:val="48"/>
-                            <w:szCs w:val="48"/>
-                          </w:rPr>
-                          <w:t>3.</w:t>
+                          <w:t>Guía 3. Informe final Proyecto APT</w:t>
                         </w:r>
                         <w:r>
                           <w:rPr>
@@ -295,42 +239,6 @@
                             <w:szCs w:val="48"/>
                           </w:rPr>
                           <w:t xml:space="preserve"> </w:t>
-                        </w:r>
-                        <w:r>
-                          <w:rPr>
-                            <w:b/>
-                            <w:color w:val="1F3864" w:themeColor="accent1" w:themeShade="80"/>
-                            <w:sz w:val="48"/>
-                            <w:szCs w:val="48"/>
-                          </w:rPr>
-                          <w:t>Informe final</w:t>
-                        </w:r>
-                        <w:r>
-                          <w:rPr>
-                            <w:b/>
-                            <w:color w:val="1F3864" w:themeColor="accent1" w:themeShade="80"/>
-                            <w:sz w:val="48"/>
-                            <w:szCs w:val="48"/>
-                          </w:rPr>
-                          <w:t xml:space="preserve"> P</w:t>
-                        </w:r>
-                        <w:r>
-                          <w:rPr>
-                            <w:b/>
-                            <w:color w:val="1F3864" w:themeColor="accent1" w:themeShade="80"/>
-                            <w:sz w:val="48"/>
-                            <w:szCs w:val="48"/>
-                          </w:rPr>
-                          <w:t xml:space="preserve">royecto </w:t>
-                        </w:r>
-                        <w:r>
-                          <w:rPr>
-                            <w:b/>
-                            <w:color w:val="1F3864" w:themeColor="accent1" w:themeShade="80"/>
-                            <w:sz w:val="48"/>
-                            <w:szCs w:val="48"/>
-                          </w:rPr>
-                          <w:t xml:space="preserve">APT </w:t>
                         </w:r>
                       </w:p>
                       <w:p>
@@ -361,8 +269,6 @@
                           </w:rPr>
                           <w:t>Capstone</w:t>
                         </w:r>
-                        <w:bookmarkStart w:id="1" w:name="_GoBack"/>
-                        <w:bookmarkEnd w:id="1"/>
                       </w:p>
                     </w:txbxContent>
                   </v:textbox>
@@ -847,7 +753,18 @@
                 <w:szCs w:val="20"/>
                 <w:lang w:eastAsia="es-CL"/>
               </w:rPr>
-              <w:t xml:space="preserve">Menciona las competencias  de tu Plan de Estudio que </w:t>
+              <w:t>Menciona las competencias de tu Plan de Estudio</w:t>
+            </w:r>
+            <w:r>
+              <w:rPr>
+                <w:rFonts w:ascii="Calibri" w:hAnsi="Calibri" w:cs="Arial"/>
+                <w:i/>
+                <w:color w:val="548DD4"/>
+                <w:sz w:val="20"/>
+                <w:szCs w:val="20"/>
+                <w:lang w:eastAsia="es-CL"/>
+              </w:rPr>
+              <w:t xml:space="preserve"> que </w:t>
             </w:r>
             <w:r>
               <w:rPr>
@@ -2334,7 +2251,12 @@
     </w:p>
     <w:p/>
     <w:sectPr>
-      <w:headerReference w:type="default" r:id="rId11"/>
+      <w:headerReference w:type="even" r:id="rId11"/>
+      <w:headerReference w:type="default" r:id="rId12"/>
+      <w:footerReference w:type="even" r:id="rId13"/>
+      <w:footerReference w:type="default" r:id="rId14"/>
+      <w:headerReference w:type="first" r:id="rId15"/>
+      <w:footerReference w:type="first" r:id="rId16"/>
       <w:pgSz w:w="11906" w:h="16838"/>
       <w:pgMar w:top="1417" w:right="1701" w:bottom="1417" w:left="1701" w:header="708" w:footer="708" w:gutter="0"/>
       <w:cols w:space="708"/>
@@ -2345,7 +2267,7 @@
 </file>
 
 <file path=word/endnotes.xml><?xml version="1.0" encoding="utf-8"?>
-<w:endnotes xmlns:wpc="http://schemas.microsoft.com/office/word/2010/wordprocessingCanvas" xmlns:cx="http://schemas.microsoft.com/office/drawing/2014/chartex" xmlns:mc="http://schemas.openxmlformats.org/markup-compatibility/2006" xmlns:o="urn:schemas-microsoft-com:office:office" xmlns:r="http://schemas.openxmlformats.org/officeDocument/2006/relationships" xmlns:m="http://schemas.openxmlformats.org/officeDocument/2006/math" xmlns:v="urn:schemas-microsoft-com:vml" xmlns:wp14="http://schemas.microsoft.com/office/word/2010/wordprocessingDrawing" xmlns:wp="http://schemas.openxmlformats.org/drawingml/2006/wordprocessingDrawing" xmlns:w10="urn:schemas-microsoft-com:office:word" xmlns:w="http://schemas.openxmlformats.org/wordprocessingml/2006/main" xmlns:w14="http://schemas.microsoft.com/office/word/2010/wordml" xmlns:w15="http://schemas.microsoft.com/office/word/2012/wordml" xmlns:w16se="http://schemas.microsoft.com/office/word/2015/wordml/symex" xmlns:wpg="http://schemas.microsoft.com/office/word/2010/wordprocessingGroup" xmlns:wpi="http://schemas.microsoft.com/office/word/2010/wordprocessingInk" xmlns:wne="http://schemas.microsoft.com/office/word/2006/wordml" xmlns:wps="http://schemas.microsoft.com/office/word/2010/wordprocessingShape" mc:Ignorable="w14 w15 w16se wp14">
+<w:endnotes xmlns:wpc="http://schemas.microsoft.com/office/word/2010/wordprocessingCanvas" xmlns:cx="http://schemas.microsoft.com/office/drawing/2014/chartex" xmlns:cx1="http://schemas.microsoft.com/office/drawing/2015/9/8/chartex" xmlns:cx2="http://schemas.microsoft.com/office/drawing/2015/10/21/chartex" xmlns:cx3="http://schemas.microsoft.com/office/drawing/2016/5/9/chartex" xmlns:cx4="http://schemas.microsoft.com/office/drawing/2016/5/10/chartex" xmlns:cx5="http://schemas.microsoft.com/office/drawing/2016/5/11/chartex" xmlns:cx6="http://schemas.microsoft.com/office/drawing/2016/5/12/chartex" xmlns:cx7="http://schemas.microsoft.com/office/drawing/2016/5/13/chartex" xmlns:cx8="http://schemas.microsoft.com/office/drawing/2016/5/14/chartex" xmlns:mc="http://schemas.openxmlformats.org/markup-compatibility/2006" xmlns:aink="http://schemas.microsoft.com/office/drawing/2016/ink" xmlns:am3d="http://schemas.microsoft.com/office/drawing/2017/model3d" xmlns:o="urn:schemas-microsoft-com:office:office" xmlns:r="http://schemas.openxmlformats.org/officeDocument/2006/relationships" xmlns:m="http://schemas.openxmlformats.org/officeDocument/2006/math" xmlns:v="urn:schemas-microsoft-com:vml" xmlns:wp14="http://schemas.microsoft.com/office/word/2010/wordprocessingDrawing" xmlns:wp="http://schemas.openxmlformats.org/drawingml/2006/wordprocessingDrawing" xmlns:w10="urn:schemas-microsoft-com:office:word" xmlns:w="http://schemas.openxmlformats.org/wordprocessingml/2006/main" xmlns:w14="http://schemas.microsoft.com/office/word/2010/wordml" xmlns:w15="http://schemas.microsoft.com/office/word/2012/wordml" xmlns:w16cex="http://schemas.microsoft.com/office/word/2018/wordml/cex" xmlns:w16cid="http://schemas.microsoft.com/office/word/2016/wordml/cid" xmlns:w16="http://schemas.microsoft.com/office/word/2018/wordml" xmlns:w16sdtdh="http://schemas.microsoft.com/office/word/2020/wordml/sdtdatahash" xmlns:w16se="http://schemas.microsoft.com/office/word/2015/wordml/symex" xmlns:wpg="http://schemas.microsoft.com/office/word/2010/wordprocessingGroup" xmlns:wpi="http://schemas.microsoft.com/office/word/2010/wordprocessingInk" xmlns:wne="http://schemas.microsoft.com/office/word/2006/wordml" xmlns:wps="http://schemas.microsoft.com/office/word/2010/wordprocessingShape" mc:Ignorable="w14 w15 w16se w16cid w16 w16cex w16sdtdh wp14">
   <w:endnote w:type="separator" w:id="-1">
     <w:p>
       <w:pPr>
@@ -2369,8 +2291,38 @@
 </w:endnotes>
 </file>
 
+<file path=word/footer1.xml><?xml version="1.0" encoding="utf-8"?>
+<w:ftr xmlns:wpc="http://schemas.microsoft.com/office/word/2010/wordprocessingCanvas" xmlns:cx="http://schemas.microsoft.com/office/drawing/2014/chartex" xmlns:cx1="http://schemas.microsoft.com/office/drawing/2015/9/8/chartex" xmlns:cx2="http://schemas.microsoft.com/office/drawing/2015/10/21/chartex" xmlns:cx3="http://schemas.microsoft.com/office/drawing/2016/5/9/chartex" xmlns:cx4="http://schemas.microsoft.com/office/drawing/2016/5/10/chartex" xmlns:cx5="http://schemas.microsoft.com/office/drawing/2016/5/11/chartex" xmlns:cx6="http://schemas.microsoft.com/office/drawing/2016/5/12/chartex" xmlns:cx7="http://schemas.microsoft.com/office/drawing/2016/5/13/chartex" xmlns:cx8="http://schemas.microsoft.com/office/drawing/2016/5/14/chartex" xmlns:mc="http://schemas.openxmlformats.org/markup-compatibility/2006" xmlns:aink="http://schemas.microsoft.com/office/drawing/2016/ink" xmlns:am3d="http://schemas.microsoft.com/office/drawing/2017/model3d" xmlns:o="urn:schemas-microsoft-com:office:office" xmlns:r="http://schemas.openxmlformats.org/officeDocument/2006/relationships" xmlns:m="http://schemas.openxmlformats.org/officeDocument/2006/math" xmlns:v="urn:schemas-microsoft-com:vml" xmlns:wp14="http://schemas.microsoft.com/office/word/2010/wordprocessingDrawing" xmlns:wp="http://schemas.openxmlformats.org/drawingml/2006/wordprocessingDrawing" xmlns:w10="urn:schemas-microsoft-com:office:word" xmlns:w="http://schemas.openxmlformats.org/wordprocessingml/2006/main" xmlns:w14="http://schemas.microsoft.com/office/word/2010/wordml" xmlns:w15="http://schemas.microsoft.com/office/word/2012/wordml" xmlns:w16cex="http://schemas.microsoft.com/office/word/2018/wordml/cex" xmlns:w16cid="http://schemas.microsoft.com/office/word/2016/wordml/cid" xmlns:w16="http://schemas.microsoft.com/office/word/2018/wordml" xmlns:w16sdtdh="http://schemas.microsoft.com/office/word/2020/wordml/sdtdatahash" xmlns:w16se="http://schemas.microsoft.com/office/word/2015/wordml/symex" xmlns:wpg="http://schemas.microsoft.com/office/word/2010/wordprocessingGroup" xmlns:wpi="http://schemas.microsoft.com/office/word/2010/wordprocessingInk" xmlns:wne="http://schemas.microsoft.com/office/word/2006/wordml" xmlns:wps="http://schemas.microsoft.com/office/word/2010/wordprocessingShape" mc:Ignorable="w14 w15 w16se w16cid w16 w16cex w16sdtdh wp14">
+  <w:p>
+    <w:pPr>
+      <w:pStyle w:val="Piedepgina"/>
+    </w:pPr>
+  </w:p>
+</w:ftr>
+</file>
+
+<file path=word/footer2.xml><?xml version="1.0" encoding="utf-8"?>
+<w:ftr xmlns:wpc="http://schemas.microsoft.com/office/word/2010/wordprocessingCanvas" xmlns:cx="http://schemas.microsoft.com/office/drawing/2014/chartex" xmlns:cx1="http://schemas.microsoft.com/office/drawing/2015/9/8/chartex" xmlns:cx2="http://schemas.microsoft.com/office/drawing/2015/10/21/chartex" xmlns:cx3="http://schemas.microsoft.com/office/drawing/2016/5/9/chartex" xmlns:cx4="http://schemas.microsoft.com/office/drawing/2016/5/10/chartex" xmlns:cx5="http://schemas.microsoft.com/office/drawing/2016/5/11/chartex" xmlns:cx6="http://schemas.microsoft.com/office/drawing/2016/5/12/chartex" xmlns:cx7="http://schemas.microsoft.com/office/drawing/2016/5/13/chartex" xmlns:cx8="http://schemas.microsoft.com/office/drawing/2016/5/14/chartex" xmlns:mc="http://schemas.openxmlformats.org/markup-compatibility/2006" xmlns:aink="http://schemas.microsoft.com/office/drawing/2016/ink" xmlns:am3d="http://schemas.microsoft.com/office/drawing/2017/model3d" xmlns:o="urn:schemas-microsoft-com:office:office" xmlns:r="http://schemas.openxmlformats.org/officeDocument/2006/relationships" xmlns:m="http://schemas.openxmlformats.org/officeDocument/2006/math" xmlns:v="urn:schemas-microsoft-com:vml" xmlns:wp14="http://schemas.microsoft.com/office/word/2010/wordprocessingDrawing" xmlns:wp="http://schemas.openxmlformats.org/drawingml/2006/wordprocessingDrawing" xmlns:w10="urn:schemas-microsoft-com:office:word" xmlns:w="http://schemas.openxmlformats.org/wordprocessingml/2006/main" xmlns:w14="http://schemas.microsoft.com/office/word/2010/wordml" xmlns:w15="http://schemas.microsoft.com/office/word/2012/wordml" xmlns:w16cex="http://schemas.microsoft.com/office/word/2018/wordml/cex" xmlns:w16cid="http://schemas.microsoft.com/office/word/2016/wordml/cid" xmlns:w16="http://schemas.microsoft.com/office/word/2018/wordml" xmlns:w16sdtdh="http://schemas.microsoft.com/office/word/2020/wordml/sdtdatahash" xmlns:w16se="http://schemas.microsoft.com/office/word/2015/wordml/symex" xmlns:wpg="http://schemas.microsoft.com/office/word/2010/wordprocessingGroup" xmlns:wpi="http://schemas.microsoft.com/office/word/2010/wordprocessingInk" xmlns:wne="http://schemas.microsoft.com/office/word/2006/wordml" xmlns:wps="http://schemas.microsoft.com/office/word/2010/wordprocessingShape" mc:Ignorable="w14 w15 w16se w16cid w16 w16cex w16sdtdh wp14">
+  <w:p>
+    <w:pPr>
+      <w:pStyle w:val="Piedepgina"/>
+    </w:pPr>
+  </w:p>
+</w:ftr>
+</file>
+
+<file path=word/footer3.xml><?xml version="1.0" encoding="utf-8"?>
+<w:ftr xmlns:wpc="http://schemas.microsoft.com/office/word/2010/wordprocessingCanvas" xmlns:cx="http://schemas.microsoft.com/office/drawing/2014/chartex" xmlns:cx1="http://schemas.microsoft.com/office/drawing/2015/9/8/chartex" xmlns:cx2="http://schemas.microsoft.com/office/drawing/2015/10/21/chartex" xmlns:cx3="http://schemas.microsoft.com/office/drawing/2016/5/9/chartex" xmlns:cx4="http://schemas.microsoft.com/office/drawing/2016/5/10/chartex" xmlns:cx5="http://schemas.microsoft.com/office/drawing/2016/5/11/chartex" xmlns:cx6="http://schemas.microsoft.com/office/drawing/2016/5/12/chartex" xmlns:cx7="http://schemas.microsoft.com/office/drawing/2016/5/13/chartex" xmlns:cx8="http://schemas.microsoft.com/office/drawing/2016/5/14/chartex" xmlns:mc="http://schemas.openxmlformats.org/markup-compatibility/2006" xmlns:aink="http://schemas.microsoft.com/office/drawing/2016/ink" xmlns:am3d="http://schemas.microsoft.com/office/drawing/2017/model3d" xmlns:o="urn:schemas-microsoft-com:office:office" xmlns:r="http://schemas.openxmlformats.org/officeDocument/2006/relationships" xmlns:m="http://schemas.openxmlformats.org/officeDocument/2006/math" xmlns:v="urn:schemas-microsoft-com:vml" xmlns:wp14="http://schemas.microsoft.com/office/word/2010/wordprocessingDrawing" xmlns:wp="http://schemas.openxmlformats.org/drawingml/2006/wordprocessingDrawing" xmlns:w10="urn:schemas-microsoft-com:office:word" xmlns:w="http://schemas.openxmlformats.org/wordprocessingml/2006/main" xmlns:w14="http://schemas.microsoft.com/office/word/2010/wordml" xmlns:w15="http://schemas.microsoft.com/office/word/2012/wordml" xmlns:w16cex="http://schemas.microsoft.com/office/word/2018/wordml/cex" xmlns:w16cid="http://schemas.microsoft.com/office/word/2016/wordml/cid" xmlns:w16="http://schemas.microsoft.com/office/word/2018/wordml" xmlns:w16sdtdh="http://schemas.microsoft.com/office/word/2020/wordml/sdtdatahash" xmlns:w16se="http://schemas.microsoft.com/office/word/2015/wordml/symex" xmlns:wpg="http://schemas.microsoft.com/office/word/2010/wordprocessingGroup" xmlns:wpi="http://schemas.microsoft.com/office/word/2010/wordprocessingInk" xmlns:wne="http://schemas.microsoft.com/office/word/2006/wordml" xmlns:wps="http://schemas.microsoft.com/office/word/2010/wordprocessingShape" mc:Ignorable="w14 w15 w16se w16cid w16 w16cex w16sdtdh wp14">
+  <w:p>
+    <w:pPr>
+      <w:pStyle w:val="Piedepgina"/>
+    </w:pPr>
+  </w:p>
+</w:ftr>
+</file>
+
 <file path=word/footnotes.xml><?xml version="1.0" encoding="utf-8"?>
-<w:footnotes xmlns:wpc="http://schemas.microsoft.com/office/word/2010/wordprocessingCanvas" xmlns:cx="http://schemas.microsoft.com/office/drawing/2014/chartex" xmlns:mc="http://schemas.openxmlformats.org/markup-compatibility/2006" xmlns:o="urn:schemas-microsoft-com:office:office" xmlns:r="http://schemas.openxmlformats.org/officeDocument/2006/relationships" xmlns:m="http://schemas.openxmlformats.org/officeDocument/2006/math" xmlns:v="urn:schemas-microsoft-com:vml" xmlns:wp14="http://schemas.microsoft.com/office/word/2010/wordprocessingDrawing" xmlns:wp="http://schemas.openxmlformats.org/drawingml/2006/wordprocessingDrawing" xmlns:w10="urn:schemas-microsoft-com:office:word" xmlns:w="http://schemas.openxmlformats.org/wordprocessingml/2006/main" xmlns:w14="http://schemas.microsoft.com/office/word/2010/wordml" xmlns:w15="http://schemas.microsoft.com/office/word/2012/wordml" xmlns:w16se="http://schemas.microsoft.com/office/word/2015/wordml/symex" xmlns:wpg="http://schemas.microsoft.com/office/word/2010/wordprocessingGroup" xmlns:wpi="http://schemas.microsoft.com/office/word/2010/wordprocessingInk" xmlns:wne="http://schemas.microsoft.com/office/word/2006/wordml" xmlns:wps="http://schemas.microsoft.com/office/word/2010/wordprocessingShape" mc:Ignorable="w14 w15 w16se wp14">
+<w:footnotes xmlns:wpc="http://schemas.microsoft.com/office/word/2010/wordprocessingCanvas" xmlns:cx="http://schemas.microsoft.com/office/drawing/2014/chartex" xmlns:cx1="http://schemas.microsoft.com/office/drawing/2015/9/8/chartex" xmlns:cx2="http://schemas.microsoft.com/office/drawing/2015/10/21/chartex" xmlns:cx3="http://schemas.microsoft.com/office/drawing/2016/5/9/chartex" xmlns:cx4="http://schemas.microsoft.com/office/drawing/2016/5/10/chartex" xmlns:cx5="http://schemas.microsoft.com/office/drawing/2016/5/11/chartex" xmlns:cx6="http://schemas.microsoft.com/office/drawing/2016/5/12/chartex" xmlns:cx7="http://schemas.microsoft.com/office/drawing/2016/5/13/chartex" xmlns:cx8="http://schemas.microsoft.com/office/drawing/2016/5/14/chartex" xmlns:mc="http://schemas.openxmlformats.org/markup-compatibility/2006" xmlns:aink="http://schemas.microsoft.com/office/drawing/2016/ink" xmlns:am3d="http://schemas.microsoft.com/office/drawing/2017/model3d" xmlns:o="urn:schemas-microsoft-com:office:office" xmlns:r="http://schemas.openxmlformats.org/officeDocument/2006/relationships" xmlns:m="http://schemas.openxmlformats.org/officeDocument/2006/math" xmlns:v="urn:schemas-microsoft-com:vml" xmlns:wp14="http://schemas.microsoft.com/office/word/2010/wordprocessingDrawing" xmlns:wp="http://schemas.openxmlformats.org/drawingml/2006/wordprocessingDrawing" xmlns:w10="urn:schemas-microsoft-com:office:word" xmlns:w="http://schemas.openxmlformats.org/wordprocessingml/2006/main" xmlns:w14="http://schemas.microsoft.com/office/word/2010/wordml" xmlns:w15="http://schemas.microsoft.com/office/word/2012/wordml" xmlns:w16cex="http://schemas.microsoft.com/office/word/2018/wordml/cex" xmlns:w16cid="http://schemas.microsoft.com/office/word/2016/wordml/cid" xmlns:w16="http://schemas.microsoft.com/office/word/2018/wordml" xmlns:w16sdtdh="http://schemas.microsoft.com/office/word/2020/wordml/sdtdatahash" xmlns:w16se="http://schemas.microsoft.com/office/word/2015/wordml/symex" xmlns:wpg="http://schemas.microsoft.com/office/word/2010/wordprocessingGroup" xmlns:wpi="http://schemas.microsoft.com/office/word/2010/wordprocessingInk" xmlns:wne="http://schemas.microsoft.com/office/word/2006/wordml" xmlns:wps="http://schemas.microsoft.com/office/word/2010/wordprocessingShape" mc:Ignorable="w14 w15 w16se w16cid w16 w16cex w16sdtdh wp14">
   <w:footnote w:type="separator" w:id="-1">
     <w:p>
       <w:pPr>
@@ -2395,7 +2347,17 @@
 </file>
 
 <file path=word/header1.xml><?xml version="1.0" encoding="utf-8"?>
-<w:hdr xmlns:wpc="http://schemas.microsoft.com/office/word/2010/wordprocessingCanvas" xmlns:cx="http://schemas.microsoft.com/office/drawing/2014/chartex" xmlns:mc="http://schemas.openxmlformats.org/markup-compatibility/2006" xmlns:o="urn:schemas-microsoft-com:office:office" xmlns:r="http://schemas.openxmlformats.org/officeDocument/2006/relationships" xmlns:m="http://schemas.openxmlformats.org/officeDocument/2006/math" xmlns:v="urn:schemas-microsoft-com:vml" xmlns:wp14="http://schemas.microsoft.com/office/word/2010/wordprocessingDrawing" xmlns:wp="http://schemas.openxmlformats.org/drawingml/2006/wordprocessingDrawing" xmlns:w10="urn:schemas-microsoft-com:office:word" xmlns:w="http://schemas.openxmlformats.org/wordprocessingml/2006/main" xmlns:w14="http://schemas.microsoft.com/office/word/2010/wordml" xmlns:w15="http://schemas.microsoft.com/office/word/2012/wordml" xmlns:w16se="http://schemas.microsoft.com/office/word/2015/wordml/symex" xmlns:wpg="http://schemas.microsoft.com/office/word/2010/wordprocessingGroup" xmlns:wpi="http://schemas.microsoft.com/office/word/2010/wordprocessingInk" xmlns:wne="http://schemas.microsoft.com/office/word/2006/wordml" xmlns:wps="http://schemas.microsoft.com/office/word/2010/wordprocessingShape" mc:Ignorable="w14 w15 w16se wp14">
+<w:hdr xmlns:wpc="http://schemas.microsoft.com/office/word/2010/wordprocessingCanvas" xmlns:cx="http://schemas.microsoft.com/office/drawing/2014/chartex" xmlns:cx1="http://schemas.microsoft.com/office/drawing/2015/9/8/chartex" xmlns:cx2="http://schemas.microsoft.com/office/drawing/2015/10/21/chartex" xmlns:cx3="http://schemas.microsoft.com/office/drawing/2016/5/9/chartex" xmlns:cx4="http://schemas.microsoft.com/office/drawing/2016/5/10/chartex" xmlns:cx5="http://schemas.microsoft.com/office/drawing/2016/5/11/chartex" xmlns:cx6="http://schemas.microsoft.com/office/drawing/2016/5/12/chartex" xmlns:cx7="http://schemas.microsoft.com/office/drawing/2016/5/13/chartex" xmlns:cx8="http://schemas.microsoft.com/office/drawing/2016/5/14/chartex" xmlns:mc="http://schemas.openxmlformats.org/markup-compatibility/2006" xmlns:aink="http://schemas.microsoft.com/office/drawing/2016/ink" xmlns:am3d="http://schemas.microsoft.com/office/drawing/2017/model3d" xmlns:o="urn:schemas-microsoft-com:office:office" xmlns:r="http://schemas.openxmlformats.org/officeDocument/2006/relationships" xmlns:m="http://schemas.openxmlformats.org/officeDocument/2006/math" xmlns:v="urn:schemas-microsoft-com:vml" xmlns:wp14="http://schemas.microsoft.com/office/word/2010/wordprocessingDrawing" xmlns:wp="http://schemas.openxmlformats.org/drawingml/2006/wordprocessingDrawing" xmlns:w10="urn:schemas-microsoft-com:office:word" xmlns:w="http://schemas.openxmlformats.org/wordprocessingml/2006/main" xmlns:w14="http://schemas.microsoft.com/office/word/2010/wordml" xmlns:w15="http://schemas.microsoft.com/office/word/2012/wordml" xmlns:w16cex="http://schemas.microsoft.com/office/word/2018/wordml/cex" xmlns:w16cid="http://schemas.microsoft.com/office/word/2016/wordml/cid" xmlns:w16="http://schemas.microsoft.com/office/word/2018/wordml" xmlns:w16sdtdh="http://schemas.microsoft.com/office/word/2020/wordml/sdtdatahash" xmlns:w16se="http://schemas.microsoft.com/office/word/2015/wordml/symex" xmlns:wpg="http://schemas.microsoft.com/office/word/2010/wordprocessingGroup" xmlns:wpi="http://schemas.microsoft.com/office/word/2010/wordprocessingInk" xmlns:wne="http://schemas.microsoft.com/office/word/2006/wordml" xmlns:wps="http://schemas.microsoft.com/office/word/2010/wordprocessingShape" mc:Ignorable="w14 w15 w16se w16cid w16 w16cex w16sdtdh wp14">
+  <w:p>
+    <w:pPr>
+      <w:pStyle w:val="Encabezado"/>
+    </w:pPr>
+  </w:p>
+</w:hdr>
+</file>
+
+<file path=word/header2.xml><?xml version="1.0" encoding="utf-8"?>
+<w:hdr xmlns:wpc="http://schemas.microsoft.com/office/word/2010/wordprocessingCanvas" xmlns:cx="http://schemas.microsoft.com/office/drawing/2014/chartex" xmlns:cx1="http://schemas.microsoft.com/office/drawing/2015/9/8/chartex" xmlns:cx2="http://schemas.microsoft.com/office/drawing/2015/10/21/chartex" xmlns:cx3="http://schemas.microsoft.com/office/drawing/2016/5/9/chartex" xmlns:cx4="http://schemas.microsoft.com/office/drawing/2016/5/10/chartex" xmlns:cx5="http://schemas.microsoft.com/office/drawing/2016/5/11/chartex" xmlns:cx6="http://schemas.microsoft.com/office/drawing/2016/5/12/chartex" xmlns:cx7="http://schemas.microsoft.com/office/drawing/2016/5/13/chartex" xmlns:cx8="http://schemas.microsoft.com/office/drawing/2016/5/14/chartex" xmlns:mc="http://schemas.openxmlformats.org/markup-compatibility/2006" xmlns:aink="http://schemas.microsoft.com/office/drawing/2016/ink" xmlns:am3d="http://schemas.microsoft.com/office/drawing/2017/model3d" xmlns:o="urn:schemas-microsoft-com:office:office" xmlns:r="http://schemas.openxmlformats.org/officeDocument/2006/relationships" xmlns:m="http://schemas.openxmlformats.org/officeDocument/2006/math" xmlns:v="urn:schemas-microsoft-com:vml" xmlns:wp14="http://schemas.microsoft.com/office/word/2010/wordprocessingDrawing" xmlns:wp="http://schemas.openxmlformats.org/drawingml/2006/wordprocessingDrawing" xmlns:w10="urn:schemas-microsoft-com:office:word" xmlns:w="http://schemas.openxmlformats.org/wordprocessingml/2006/main" xmlns:w14="http://schemas.microsoft.com/office/word/2010/wordml" xmlns:w15="http://schemas.microsoft.com/office/word/2012/wordml" xmlns:w16cex="http://schemas.microsoft.com/office/word/2018/wordml/cex" xmlns:w16cid="http://schemas.microsoft.com/office/word/2016/wordml/cid" xmlns:w16="http://schemas.microsoft.com/office/word/2018/wordml" xmlns:w16sdtdh="http://schemas.microsoft.com/office/word/2020/wordml/sdtdatahash" xmlns:w16se="http://schemas.microsoft.com/office/word/2015/wordml/symex" xmlns:wpg="http://schemas.microsoft.com/office/word/2010/wordprocessingGroup" xmlns:wpi="http://schemas.microsoft.com/office/word/2010/wordprocessingInk" xmlns:wne="http://schemas.microsoft.com/office/word/2006/wordml" xmlns:wps="http://schemas.microsoft.com/office/word/2010/wordprocessingShape" mc:Ignorable="w14 w15 w16se w16cid w16 w16cex w16sdtdh wp14">
   <w:tbl>
     <w:tblPr>
       <w:tblStyle w:val="Tablaconcuadrcula1"/>
@@ -2619,8 +2581,18 @@
 </w:hdr>
 </file>
 
+<file path=word/header3.xml><?xml version="1.0" encoding="utf-8"?>
+<w:hdr xmlns:wpc="http://schemas.microsoft.com/office/word/2010/wordprocessingCanvas" xmlns:cx="http://schemas.microsoft.com/office/drawing/2014/chartex" xmlns:cx1="http://schemas.microsoft.com/office/drawing/2015/9/8/chartex" xmlns:cx2="http://schemas.microsoft.com/office/drawing/2015/10/21/chartex" xmlns:cx3="http://schemas.microsoft.com/office/drawing/2016/5/9/chartex" xmlns:cx4="http://schemas.microsoft.com/office/drawing/2016/5/10/chartex" xmlns:cx5="http://schemas.microsoft.com/office/drawing/2016/5/11/chartex" xmlns:cx6="http://schemas.microsoft.com/office/drawing/2016/5/12/chartex" xmlns:cx7="http://schemas.microsoft.com/office/drawing/2016/5/13/chartex" xmlns:cx8="http://schemas.microsoft.com/office/drawing/2016/5/14/chartex" xmlns:mc="http://schemas.openxmlformats.org/markup-compatibility/2006" xmlns:aink="http://schemas.microsoft.com/office/drawing/2016/ink" xmlns:am3d="http://schemas.microsoft.com/office/drawing/2017/model3d" xmlns:o="urn:schemas-microsoft-com:office:office" xmlns:r="http://schemas.openxmlformats.org/officeDocument/2006/relationships" xmlns:m="http://schemas.openxmlformats.org/officeDocument/2006/math" xmlns:v="urn:schemas-microsoft-com:vml" xmlns:wp14="http://schemas.microsoft.com/office/word/2010/wordprocessingDrawing" xmlns:wp="http://schemas.openxmlformats.org/drawingml/2006/wordprocessingDrawing" xmlns:w10="urn:schemas-microsoft-com:office:word" xmlns:w="http://schemas.openxmlformats.org/wordprocessingml/2006/main" xmlns:w14="http://schemas.microsoft.com/office/word/2010/wordml" xmlns:w15="http://schemas.microsoft.com/office/word/2012/wordml" xmlns:w16cex="http://schemas.microsoft.com/office/word/2018/wordml/cex" xmlns:w16cid="http://schemas.microsoft.com/office/word/2016/wordml/cid" xmlns:w16="http://schemas.microsoft.com/office/word/2018/wordml" xmlns:w16sdtdh="http://schemas.microsoft.com/office/word/2020/wordml/sdtdatahash" xmlns:w16se="http://schemas.microsoft.com/office/word/2015/wordml/symex" xmlns:wpg="http://schemas.microsoft.com/office/word/2010/wordprocessingGroup" xmlns:wpi="http://schemas.microsoft.com/office/word/2010/wordprocessingInk" xmlns:wne="http://schemas.microsoft.com/office/word/2006/wordml" xmlns:wps="http://schemas.microsoft.com/office/word/2010/wordprocessingShape" mc:Ignorable="w14 w15 w16se w16cid w16 w16cex w16sdtdh wp14">
+  <w:p>
+    <w:pPr>
+      <w:pStyle w:val="Encabezado"/>
+    </w:pPr>
+  </w:p>
+</w:hdr>
+</file>
+
 <file path=word/numbering.xml><?xml version="1.0" encoding="utf-8"?>
-<w:numbering xmlns:wpc="http://schemas.microsoft.com/office/word/2010/wordprocessingCanvas" xmlns:cx="http://schemas.microsoft.com/office/drawing/2014/chartex" xmlns:mc="http://schemas.openxmlformats.org/markup-compatibility/2006" xmlns:o="urn:schemas-microsoft-com:office:office" xmlns:r="http://schemas.openxmlformats.org/officeDocument/2006/relationships" xmlns:m="http://schemas.openxmlformats.org/officeDocument/2006/math" xmlns:v="urn:schemas-microsoft-com:vml" xmlns:wp14="http://schemas.microsoft.com/office/word/2010/wordprocessingDrawing" xmlns:wp="http://schemas.openxmlformats.org/drawingml/2006/wordprocessingDrawing" xmlns:w10="urn:schemas-microsoft-com:office:word" xmlns:w="http://schemas.openxmlformats.org/wordprocessingml/2006/main" xmlns:w14="http://schemas.microsoft.com/office/word/2010/wordml" xmlns:w15="http://schemas.microsoft.com/office/word/2012/wordml" xmlns:w16se="http://schemas.microsoft.com/office/word/2015/wordml/symex" xmlns:wpg="http://schemas.microsoft.com/office/word/2010/wordprocessingGroup" xmlns:wpi="http://schemas.microsoft.com/office/word/2010/wordprocessingInk" xmlns:wne="http://schemas.microsoft.com/office/word/2006/wordml" xmlns:wps="http://schemas.microsoft.com/office/word/2010/wordprocessingShape" mc:Ignorable="w14 w15 w16se wp14">
+<w:numbering xmlns:wpc="http://schemas.microsoft.com/office/word/2010/wordprocessingCanvas" xmlns:cx="http://schemas.microsoft.com/office/drawing/2014/chartex" xmlns:cx1="http://schemas.microsoft.com/office/drawing/2015/9/8/chartex" xmlns:cx2="http://schemas.microsoft.com/office/drawing/2015/10/21/chartex" xmlns:cx3="http://schemas.microsoft.com/office/drawing/2016/5/9/chartex" xmlns:cx4="http://schemas.microsoft.com/office/drawing/2016/5/10/chartex" xmlns:cx5="http://schemas.microsoft.com/office/drawing/2016/5/11/chartex" xmlns:cx6="http://schemas.microsoft.com/office/drawing/2016/5/12/chartex" xmlns:cx7="http://schemas.microsoft.com/office/drawing/2016/5/13/chartex" xmlns:cx8="http://schemas.microsoft.com/office/drawing/2016/5/14/chartex" xmlns:mc="http://schemas.openxmlformats.org/markup-compatibility/2006" xmlns:aink="http://schemas.microsoft.com/office/drawing/2016/ink" xmlns:am3d="http://schemas.microsoft.com/office/drawing/2017/model3d" xmlns:o="urn:schemas-microsoft-com:office:office" xmlns:r="http://schemas.openxmlformats.org/officeDocument/2006/relationships" xmlns:m="http://schemas.openxmlformats.org/officeDocument/2006/math" xmlns:v="urn:schemas-microsoft-com:vml" xmlns:wp14="http://schemas.microsoft.com/office/word/2010/wordprocessingDrawing" xmlns:wp="http://schemas.openxmlformats.org/drawingml/2006/wordprocessingDrawing" xmlns:w10="urn:schemas-microsoft-com:office:word" xmlns:w="http://schemas.openxmlformats.org/wordprocessingml/2006/main" xmlns:w14="http://schemas.microsoft.com/office/word/2010/wordml" xmlns:w15="http://schemas.microsoft.com/office/word/2012/wordml" xmlns:w16cex="http://schemas.microsoft.com/office/word/2018/wordml/cex" xmlns:w16cid="http://schemas.microsoft.com/office/word/2016/wordml/cid" xmlns:w16="http://schemas.microsoft.com/office/word/2018/wordml" xmlns:w16sdtdh="http://schemas.microsoft.com/office/word/2020/wordml/sdtdatahash" xmlns:w16se="http://schemas.microsoft.com/office/word/2015/wordml/symex" xmlns:wpg="http://schemas.microsoft.com/office/word/2010/wordprocessingGroup" xmlns:wpi="http://schemas.microsoft.com/office/word/2010/wordprocessingInk" xmlns:wne="http://schemas.microsoft.com/office/word/2006/wordml" xmlns:wps="http://schemas.microsoft.com/office/word/2010/wordprocessingShape" mc:Ignorable="w14 w15 w16se w16cid w16 w16cex w16sdtdh wp14">
   <w:abstractNum w:abstractNumId="0" w15:restartNumberingAfterBreak="0">
     <w:nsid w:val="114E14AF"/>
     <w:multiLevelType w:val="hybridMultilevel"/>
@@ -3342,7 +3314,7 @@
 </file>
 
 <file path=word/styles.xml><?xml version="1.0" encoding="utf-8"?>
-<w:styles xmlns:mc="http://schemas.openxmlformats.org/markup-compatibility/2006" xmlns:r="http://schemas.openxmlformats.org/officeDocument/2006/relationships" xmlns:w="http://schemas.openxmlformats.org/wordprocessingml/2006/main" xmlns:w14="http://schemas.microsoft.com/office/word/2010/wordml" xmlns:w15="http://schemas.microsoft.com/office/word/2012/wordml" xmlns:w16se="http://schemas.microsoft.com/office/word/2015/wordml/symex" mc:Ignorable="w14 w15 w16se">
+<w:styles xmlns:mc="http://schemas.openxmlformats.org/markup-compatibility/2006" xmlns:r="http://schemas.openxmlformats.org/officeDocument/2006/relationships" xmlns:w="http://schemas.openxmlformats.org/wordprocessingml/2006/main" xmlns:w14="http://schemas.microsoft.com/office/word/2010/wordml" xmlns:w15="http://schemas.microsoft.com/office/word/2012/wordml" xmlns:w16cex="http://schemas.microsoft.com/office/word/2018/wordml/cex" xmlns:w16cid="http://schemas.microsoft.com/office/word/2016/wordml/cid" xmlns:w16="http://schemas.microsoft.com/office/word/2018/wordml" xmlns:w16sdtdh="http://schemas.microsoft.com/office/word/2020/wordml/sdtdatahash" xmlns:w16se="http://schemas.microsoft.com/office/word/2015/wordml/symex" mc:Ignorable="w14 w15 w16se w16cid w16 w16cex w16sdtdh">
   <w:docDefaults>
     <w:rPrDefault>
       <w:rPr>
@@ -3354,7 +3326,7 @@
     </w:rPrDefault>
     <w:pPrDefault/>
   </w:docDefaults>
-  <w:latentStyles w:defLockedState="0" w:defUIPriority="99" w:defSemiHidden="0" w:defUnhideWhenUsed="0" w:defQFormat="0" w:count="371">
+  <w:latentStyles w:defLockedState="0" w:defUIPriority="99" w:defSemiHidden="0" w:defUnhideWhenUsed="0" w:defQFormat="0" w:count="376">
     <w:lsdException w:name="Normal" w:uiPriority="0" w:qFormat="1"/>
     <w:lsdException w:name="heading 1" w:uiPriority="9" w:qFormat="1"/>
     <w:lsdException w:name="heading 2" w:semiHidden="1" w:uiPriority="9" w:unhideWhenUsed="1" w:qFormat="1"/>
@@ -3460,7 +3432,6 @@
     <w:lsdException w:name="HTML Sample" w:semiHidden="1" w:unhideWhenUsed="1"/>
     <w:lsdException w:name="HTML Typewriter" w:semiHidden="1" w:unhideWhenUsed="1"/>
     <w:lsdException w:name="HTML Variable" w:semiHidden="1" w:unhideWhenUsed="1"/>
-    <w:lsdException w:name="Normal Table" w:semiHidden="1" w:unhideWhenUsed="1"/>
     <w:lsdException w:name="annotation subject" w:semiHidden="1" w:unhideWhenUsed="1"/>
     <w:lsdException w:name="No List" w:semiHidden="1" w:unhideWhenUsed="1"/>
     <w:lsdException w:name="Outline List 1" w:semiHidden="1" w:unhideWhenUsed="1"/>
@@ -3503,11 +3474,8 @@
     <w:lsdException w:name="Table Contemporary" w:semiHidden="1" w:unhideWhenUsed="1"/>
     <w:lsdException w:name="Table Elegant" w:semiHidden="1" w:unhideWhenUsed="1"/>
     <w:lsdException w:name="Table Professional" w:semiHidden="1" w:unhideWhenUsed="1"/>
-    <w:lsdException w:name="Table Subtle 1" w:semiHidden="1" w:unhideWhenUsed="1"/>
     <w:lsdException w:name="Table Subtle 2" w:semiHidden="1" w:unhideWhenUsed="1"/>
     <w:lsdException w:name="Table Web 1" w:semiHidden="1" w:unhideWhenUsed="1"/>
-    <w:lsdException w:name="Table Web 2" w:semiHidden="1" w:unhideWhenUsed="1"/>
-    <w:lsdException w:name="Table Web 3" w:semiHidden="1" w:unhideWhenUsed="1"/>
     <w:lsdException w:name="Balloon Text" w:semiHidden="1" w:unhideWhenUsed="1"/>
     <w:lsdException w:name="Table Grid" w:uiPriority="39"/>
     <w:lsdException w:name="Table Theme" w:semiHidden="1" w:unhideWhenUsed="1"/>
@@ -3726,6 +3694,11 @@
     <w:lsdException w:name="List Table 5 Dark Accent 6" w:uiPriority="50"/>
     <w:lsdException w:name="List Table 6 Colorful Accent 6" w:uiPriority="51"/>
     <w:lsdException w:name="List Table 7 Colorful Accent 6" w:uiPriority="52"/>
+    <w:lsdException w:name="Mention" w:semiHidden="1" w:unhideWhenUsed="1"/>
+    <w:lsdException w:name="Smart Hyperlink" w:semiHidden="1" w:unhideWhenUsed="1"/>
+    <w:lsdException w:name="Hashtag" w:semiHidden="1" w:unhideWhenUsed="1"/>
+    <w:lsdException w:name="Unresolved Mention" w:semiHidden="1" w:unhideWhenUsed="1"/>
+    <w:lsdException w:name="Smart Link" w:semiHidden="1" w:unhideWhenUsed="1"/>
   </w:latentStyles>
   <w:style w:type="paragraph" w:default="1" w:styleId="Normal">
     <w:name w:val="Normal"/>
@@ -4335,6 +4308,21 @@
 </file>
 
 <file path=customXml/item1.xml><?xml version="1.0" encoding="utf-8"?>
+<?mso-contentType ?>
+<FormTemplates xmlns="http://schemas.microsoft.com/sharepoint/v3/contenttype/forms">
+  <Display>DocumentLibraryForm</Display>
+  <Edit>DocumentLibraryForm</Edit>
+  <New>DocumentLibraryForm</New>
+</FormTemplates>
+</file>
+
+<file path=customXml/item2.xml><?xml version="1.0" encoding="utf-8"?>
+<p:properties xmlns:p="http://schemas.microsoft.com/office/2006/metadata/properties" xmlns:xsi="http://www.w3.org/2001/XMLSchema-instance" xmlns:pc="http://schemas.microsoft.com/office/infopath/2007/PartnerControls">
+  <documentManagement/>
+</p:properties>
+</file>
+
+<file path=customXml/item3.xml><?xml version="1.0" encoding="utf-8"?>
 <ct:contentTypeSchema xmlns:ct="http://schemas.microsoft.com/office/2006/metadata/contentType" xmlns:ma="http://schemas.microsoft.com/office/2006/metadata/properties/metaAttributes" ct:_="" ma:_="" ma:contentTypeName="Documento" ma:contentTypeID="0x010100E96778489EE7714D8BD12CC105EB918B" ma:contentTypeVersion="2" ma:contentTypeDescription="Crear nuevo documento." ma:contentTypeScope="" ma:versionID="416c5c7ae9b5d54d83875cd3c65194e3">
   <xsd:schema xmlns:xsd="http://www.w3.org/2001/XMLSchema" xmlns:xs="http://www.w3.org/2001/XMLSchema" xmlns:p="http://schemas.microsoft.com/office/2006/metadata/properties" xmlns:ns2="126e8a1c-9ea9-435a-ac89-d06c80d62e30" targetNamespace="http://schemas.microsoft.com/office/2006/metadata/properties" ma:root="true" ma:fieldsID="70a237c842677bd850644f8595079f5e" ns2:_="">
     <xsd:import namespace="126e8a1c-9ea9-435a-ac89-d06c80d62e30"/>
@@ -4466,39 +4454,14 @@
 </ct:contentTypeSchema>
 </file>
 
-<file path=customXml/item2.xml><?xml version="1.0" encoding="utf-8"?>
-<p:properties xmlns:p="http://schemas.microsoft.com/office/2006/metadata/properties" xmlns:xsi="http://www.w3.org/2001/XMLSchema-instance" xmlns:pc="http://schemas.microsoft.com/office/infopath/2007/PartnerControls">
-  <documentManagement/>
-</p:properties>
-</file>
-
-<file path=customXml/item3.xml><?xml version="1.0" encoding="utf-8"?>
-<?mso-contentType ?>
-<FormTemplates xmlns="http://schemas.microsoft.com/sharepoint/v3/contenttype/forms">
-  <Display>DocumentLibraryForm</Display>
-  <Edit>DocumentLibraryForm</Edit>
-  <New>DocumentLibraryForm</New>
-</FormTemplates>
-</file>
-
 <file path=customXml/item4.xml><?xml version="1.0" encoding="utf-8"?>
 <b:Sources xmlns:b="http://schemas.openxmlformats.org/officeDocument/2006/bibliography" xmlns="http://schemas.openxmlformats.org/officeDocument/2006/bibliography" SelectedStyle="\APASixthEditionOfficeOnline.xsl" StyleName="APA" Version="6"/>
 </file>
 
 <file path=customXml/itemProps1.xml><?xml version="1.0" encoding="utf-8"?>
-<ds:datastoreItem xmlns:ds="http://schemas.openxmlformats.org/officeDocument/2006/customXml" ds:itemID="{1A4E63CB-0BBC-477D-B96D-0B1E89CFECED}">
+<ds:datastoreItem xmlns:ds="http://schemas.openxmlformats.org/officeDocument/2006/customXml" ds:itemID="{DB26575A-B7B3-4412-B642-D3B0845180CC}">
   <ds:schemaRefs>
-    <ds:schemaRef ds:uri="http://schemas.microsoft.com/office/2006/metadata/contentType"/>
-    <ds:schemaRef ds:uri="http://schemas.microsoft.com/office/2006/metadata/properties/metaAttributes"/>
-    <ds:schemaRef ds:uri="http://www.w3.org/2001/XMLSchema"/>
-    <ds:schemaRef ds:uri="http://schemas.microsoft.com/office/2006/metadata/properties"/>
-    <ds:schemaRef ds:uri="126e8a1c-9ea9-435a-ac89-d06c80d62e30"/>
-    <ds:schemaRef ds:uri="http://schemas.microsoft.com/office/2006/documentManagement/types"/>
-    <ds:schemaRef ds:uri="http://schemas.microsoft.com/office/infopath/2007/PartnerControls"/>
-    <ds:schemaRef ds:uri="http://schemas.openxmlformats.org/package/2006/metadata/core-properties"/>
-    <ds:schemaRef ds:uri="http://purl.org/dc/elements/1.1/"/>
-    <ds:schemaRef ds:uri="http://purl.org/dc/terms/"/>
-    <ds:schemaRef ds:uri="http://schemas.microsoft.com/internal/obd"/>
+    <ds:schemaRef ds:uri="http://schemas.microsoft.com/sharepoint/v3/contenttype/forms"/>
   </ds:schemaRefs>
 </ds:datastoreItem>
 </file>
@@ -4520,9 +4483,19 @@
 </file>
 
 <file path=customXml/itemProps3.xml><?xml version="1.0" encoding="utf-8"?>
-<ds:datastoreItem xmlns:ds="http://schemas.openxmlformats.org/officeDocument/2006/customXml" ds:itemID="{DB26575A-B7B3-4412-B642-D3B0845180CC}">
+<ds:datastoreItem xmlns:ds="http://schemas.openxmlformats.org/officeDocument/2006/customXml" ds:itemID="{1A4E63CB-0BBC-477D-B96D-0B1E89CFECED}">
   <ds:schemaRefs>
-    <ds:schemaRef ds:uri="http://schemas.microsoft.com/sharepoint/v3/contenttype/forms"/>
+    <ds:schemaRef ds:uri="http://schemas.microsoft.com/office/2006/metadata/contentType"/>
+    <ds:schemaRef ds:uri="http://schemas.microsoft.com/office/2006/metadata/properties/metaAttributes"/>
+    <ds:schemaRef ds:uri="http://www.w3.org/2001/XMLSchema"/>
+    <ds:schemaRef ds:uri="http://schemas.microsoft.com/office/2006/metadata/properties"/>
+    <ds:schemaRef ds:uri="126e8a1c-9ea9-435a-ac89-d06c80d62e30"/>
+    <ds:schemaRef ds:uri="http://schemas.microsoft.com/office/2006/documentManagement/types"/>
+    <ds:schemaRef ds:uri="http://schemas.microsoft.com/office/infopath/2007/PartnerControls"/>
+    <ds:schemaRef ds:uri="http://schemas.openxmlformats.org/package/2006/metadata/core-properties"/>
+    <ds:schemaRef ds:uri="http://purl.org/dc/elements/1.1/"/>
+    <ds:schemaRef ds:uri="http://purl.org/dc/terms/"/>
+    <ds:schemaRef ds:uri="http://schemas.microsoft.com/internal/obd"/>
   </ds:schemaRefs>
 </ds:datastoreItem>
 </file>

--- a/Fase 2/Evidencias Grupales/2.6_GuiaEstudiante_Fase 2_Informe Final Proyecto APT.docx
+++ b/Fase 2/Evidencias Grupales/2.6_GuiaEstudiante_Fase 2_Informe Final Proyecto APT.docx
@@ -120,6 +120,7 @@
                                 </w:rPr>
                                 <w:t xml:space="preserve">Asignatura </w:t>
                               </w:r>
+                              <w:proofErr w:type="spellStart"/>
                               <w:r>
                                 <w:rPr>
                                   <w:b/>
@@ -129,6 +130,7 @@
                                 </w:rPr>
                                 <w:t>Capstone</w:t>
                               </w:r>
+                              <w:proofErr w:type="spellEnd"/>
                             </w:p>
                           </w:txbxContent>
                         </wps:txbx>
@@ -260,6 +262,7 @@
                           </w:rPr>
                           <w:t xml:space="preserve">Asignatura </w:t>
                         </w:r>
+                        <w:proofErr w:type="spellStart"/>
                         <w:r>
                           <w:rPr>
                             <w:b/>
@@ -269,6 +272,7 @@
                           </w:rPr>
                           <w:t>Capstone</w:t>
                         </w:r>
+                        <w:proofErr w:type="spellEnd"/>
                       </w:p>
                     </w:txbxContent>
                   </v:textbox>
@@ -616,14 +620,79 @@
             </w:pPr>
             <w:r>
               <w:rPr>
-                <w:rFonts w:ascii="Calibri" w:hAnsi="Calibri" w:cs="Arial"/>
-                <w:i/>
-                <w:color w:val="548DD4"/>
-                <w:sz w:val="20"/>
-                <w:szCs w:val="20"/>
-                <w:lang w:eastAsia="es-CL"/>
-              </w:rPr>
-              <w:t>Escribe el nombre de tu Proyecto APT.</w:t>
+                <w:lang w:eastAsia="es-CL"/>
+              </w:rPr>
+              <w:t xml:space="preserve">CACHAI-QA — Comprehensive </w:t>
+            </w:r>
+            <w:proofErr w:type="spellStart"/>
+            <w:r>
+              <w:rPr>
+                <w:lang w:eastAsia="es-CL"/>
+              </w:rPr>
+              <w:t>Automated</w:t>
+            </w:r>
+            <w:proofErr w:type="spellEnd"/>
+            <w:r>
+              <w:rPr>
+                <w:lang w:eastAsia="es-CL"/>
+              </w:rPr>
+              <w:t xml:space="preserve"> </w:t>
+            </w:r>
+            <w:proofErr w:type="spellStart"/>
+            <w:r>
+              <w:rPr>
+                <w:lang w:eastAsia="es-CL"/>
+              </w:rPr>
+              <w:t>Checks</w:t>
+            </w:r>
+            <w:proofErr w:type="spellEnd"/>
+            <w:r>
+              <w:rPr>
+                <w:lang w:eastAsia="es-CL"/>
+              </w:rPr>
+              <w:t xml:space="preserve"> &amp; </w:t>
+            </w:r>
+            <w:proofErr w:type="spellStart"/>
+            <w:r>
+              <w:rPr>
+                <w:lang w:eastAsia="es-CL"/>
+              </w:rPr>
+              <w:t>Headless</w:t>
+            </w:r>
+            <w:proofErr w:type="spellEnd"/>
+            <w:r>
+              <w:rPr>
+                <w:lang w:eastAsia="es-CL"/>
+              </w:rPr>
+              <w:t xml:space="preserve"> </w:t>
+            </w:r>
+            <w:proofErr w:type="spellStart"/>
+            <w:r>
+              <w:rPr>
+                <w:lang w:eastAsia="es-CL"/>
+              </w:rPr>
+              <w:t>Assertions</w:t>
+            </w:r>
+            <w:proofErr w:type="spellEnd"/>
+            <w:r>
+              <w:rPr>
+                <w:lang w:eastAsia="es-CL"/>
+              </w:rPr>
+              <w:t xml:space="preserve"> </w:t>
+            </w:r>
+            <w:proofErr w:type="spellStart"/>
+            <w:r>
+              <w:rPr>
+                <w:lang w:eastAsia="es-CL"/>
+              </w:rPr>
+              <w:t>Infrastructure</w:t>
+            </w:r>
+            <w:proofErr w:type="spellEnd"/>
+            <w:r>
+              <w:rPr>
+                <w:lang w:eastAsia="es-CL"/>
+              </w:rPr>
+              <w:t>.</w:t>
             </w:r>
           </w:p>
         </w:tc>
@@ -666,36 +735,9 @@
             </w:pPr>
             <w:r>
               <w:rPr>
-                <w:rFonts w:ascii="Calibri" w:hAnsi="Calibri" w:cs="Arial"/>
-                <w:i/>
-                <w:color w:val="548DD4"/>
-                <w:sz w:val="20"/>
-                <w:szCs w:val="20"/>
-                <w:lang w:eastAsia="es-CL"/>
-              </w:rPr>
-              <w:t xml:space="preserve">Menciona la(s) área(s) de desempeño de tu Plan de Estudio que </w:t>
-            </w:r>
-            <w:r>
-              <w:rPr>
-                <w:rFonts w:ascii="Calibri" w:hAnsi="Calibri" w:cs="Arial"/>
-                <w:i/>
-                <w:color w:val="548DD4"/>
-                <w:sz w:val="20"/>
-                <w:szCs w:val="20"/>
-                <w:lang w:eastAsia="es-CL"/>
-              </w:rPr>
-              <w:t xml:space="preserve">abordaron </w:t>
-            </w:r>
-            <w:r>
-              <w:rPr>
-                <w:rFonts w:ascii="Calibri" w:hAnsi="Calibri" w:cs="Arial"/>
-                <w:i/>
-                <w:color w:val="548DD4"/>
-                <w:sz w:val="20"/>
-                <w:szCs w:val="20"/>
-                <w:lang w:eastAsia="es-CL"/>
-              </w:rPr>
-              <w:t>tu Proyecto APT.</w:t>
+                <w:lang w:eastAsia="es-CL"/>
+              </w:rPr>
+              <w:t>Calidad de Software (QA) y Automatización de pruebas; Ingeniería de Software / Desarrollo de Software; y Gestión de Proyectos de Tecnología de la Información.</w:t>
             </w:r>
           </w:p>
         </w:tc>
@@ -741,52 +783,53 @@
           <w:p>
             <w:pPr>
               <w:rPr>
+                <w:lang w:eastAsia="es-CL"/>
+              </w:rPr>
+            </w:pPr>
+            <w:r>
+              <w:rPr>
+                <w:lang w:eastAsia="es-CL"/>
+              </w:rPr>
+              <w:t>Diseñar y aplicar pruebas de validación de productos y procesos, utilizando buenas prácticas de la industria para asegurar la calidad del software.</w:t>
+            </w:r>
+          </w:p>
+          <w:p>
+            <w:pPr>
+              <w:rPr>
+                <w:lang w:eastAsia="es-CL"/>
+              </w:rPr>
+            </w:pPr>
+            <w:r>
+              <w:rPr>
+                <w:lang w:eastAsia="es-CL"/>
+              </w:rPr>
+              <w:t>Programar y construir soluciones de software, integrando componentes y servicios para dar respuesta a los requerimientos de una organización.</w:t>
+            </w:r>
+          </w:p>
+          <w:p>
+            <w:pPr>
+              <w:rPr>
+                <w:lang w:eastAsia="es-CL"/>
+              </w:rPr>
+            </w:pPr>
+            <w:r>
+              <w:rPr>
+                <w:lang w:eastAsia="es-CL"/>
+              </w:rPr>
+              <w:t>Modelar e integrar componentes de software, asegurando su correcto funcionamiento y mantenibilidad.</w:t>
+            </w:r>
+          </w:p>
+          <w:p>
+            <w:pPr>
+              <w:rPr>
                 <w:b/>
               </w:rPr>
             </w:pPr>
             <w:r>
               <w:rPr>
-                <w:rFonts w:ascii="Calibri" w:hAnsi="Calibri" w:cs="Arial"/>
-                <w:i/>
-                <w:color w:val="548DD4"/>
-                <w:sz w:val="20"/>
-                <w:szCs w:val="20"/>
-                <w:lang w:eastAsia="es-CL"/>
-              </w:rPr>
-              <w:t>Menciona las competencias de tu Plan de Estudio</w:t>
-            </w:r>
-            <w:r>
-              <w:rPr>
-                <w:rFonts w:ascii="Calibri" w:hAnsi="Calibri" w:cs="Arial"/>
-                <w:i/>
-                <w:color w:val="548DD4"/>
-                <w:sz w:val="20"/>
-                <w:szCs w:val="20"/>
-                <w:lang w:eastAsia="es-CL"/>
-              </w:rPr>
-              <w:t xml:space="preserve"> que </w:t>
-            </w:r>
-            <w:r>
-              <w:rPr>
-                <w:rFonts w:ascii="Calibri" w:hAnsi="Calibri" w:cs="Arial"/>
-                <w:i/>
-                <w:color w:val="548DD4"/>
-                <w:sz w:val="20"/>
-                <w:szCs w:val="20"/>
-                <w:lang w:eastAsia="es-CL"/>
-              </w:rPr>
-              <w:t>abordaste e</w:t>
-            </w:r>
-            <w:r>
-              <w:rPr>
-                <w:rFonts w:ascii="Calibri" w:hAnsi="Calibri" w:cs="Arial"/>
-                <w:i/>
-                <w:color w:val="548DD4"/>
-                <w:sz w:val="20"/>
-                <w:szCs w:val="20"/>
-                <w:lang w:eastAsia="es-CL"/>
-              </w:rPr>
-              <w:t>n tu Proyecto APT.</w:t>
+                <w:lang w:eastAsia="es-CL"/>
+              </w:rPr>
+              <w:t>Planificar y controlar proyectos de tecnología, tomando decisiones fundamentadas para el cumplimiento de los objetivos.</w:t>
             </w:r>
           </w:p>
         </w:tc>
@@ -888,6 +931,7 @@
                 <w:color w:val="1F3864" w:themeColor="accent1" w:themeShade="80"/>
                 <w:sz w:val="18"/>
               </w:rPr>
+              <w:lastRenderedPageBreak/>
               <w:t xml:space="preserve">1. </w:t>
             </w:r>
             <w:r>
@@ -908,20 +952,9 @@
           </w:tcPr>
           <w:p>
             <w:pPr>
-              <w:pStyle w:val="paragraph"/>
-              <w:numPr>
-                <w:ilvl w:val="0"/>
-                <w:numId w:val="6"/>
-              </w:numPr>
-              <w:spacing w:before="0" w:beforeAutospacing="0" w:after="0" w:afterAutospacing="0"/>
-              <w:ind w:left="301" w:hanging="283"/>
-              <w:jc w:val="both"/>
-              <w:textAlignment w:val="baseline"/>
+              <w:pStyle w:val="Prrafodelista"/>
               <w:rPr>
                 <w:rFonts w:ascii="Segoe UI" w:hAnsi="Segoe UI" w:cs="Segoe UI"/>
-                <w:color w:val="0070C0"/>
-                <w:sz w:val="18"/>
-                <w:szCs w:val="18"/>
               </w:rPr>
             </w:pPr>
             <w:r>
@@ -1066,36 +1099,8 @@
                 <w:sz w:val="18"/>
                 <w:szCs w:val="18"/>
               </w:rPr>
-              <w:t>. Algunas preguntas que pueden ayudarte a responder este apartado son: </w:t>
-            </w:r>
-            <w:r>
-              <w:rPr>
-                <w:rStyle w:val="eop"/>
-                <w:rFonts w:ascii="Calibri" w:hAnsi="Calibri" w:cs="Calibri"/>
-                <w:color w:val="0070C0"/>
-                <w:sz w:val="18"/>
-                <w:szCs w:val="18"/>
-              </w:rPr>
-              <w:t> </w:t>
-            </w:r>
-          </w:p>
-          <w:p>
-            <w:pPr>
-              <w:pStyle w:val="paragraph"/>
-              <w:numPr>
-                <w:ilvl w:val="0"/>
-                <w:numId w:val="5"/>
-              </w:numPr>
-              <w:spacing w:before="0" w:beforeAutospacing="0" w:after="0" w:afterAutospacing="0"/>
-              <w:jc w:val="both"/>
-              <w:textAlignment w:val="baseline"/>
-              <w:rPr>
-                <w:rFonts w:ascii="Calibri" w:hAnsi="Calibri" w:cs="Calibri"/>
-                <w:color w:val="0070C0"/>
-                <w:sz w:val="18"/>
-                <w:szCs w:val="18"/>
-              </w:rPr>
-            </w:pPr>
+              <w:t>. Algunas preguntas que pueden ayudarte a responder este apartado son:</w:t>
+            </w:r>
             <w:r>
               <w:rPr>
                 <w:rStyle w:val="normaltextrun"/>
@@ -1106,231 +1111,340 @@
                 <w:sz w:val="18"/>
                 <w:szCs w:val="18"/>
               </w:rPr>
-              <w:t>¿Por qué es relevante este tema para el campo laboral de tu carrera?</w:t>
-            </w:r>
-            <w:r>
-              <w:rPr>
-                <w:rStyle w:val="eop"/>
-                <w:rFonts w:ascii="Calibri" w:hAnsi="Calibri" w:cs="Calibri"/>
-                <w:color w:val="0070C0"/>
-                <w:sz w:val="18"/>
-                <w:szCs w:val="18"/>
-              </w:rPr>
-              <w:t> </w:t>
-            </w:r>
-          </w:p>
-          <w:p>
-            <w:pPr>
-              <w:pStyle w:val="paragraph"/>
-              <w:numPr>
-                <w:ilvl w:val="0"/>
-                <w:numId w:val="5"/>
-              </w:numPr>
-              <w:spacing w:before="0" w:beforeAutospacing="0" w:after="0" w:afterAutospacing="0"/>
-              <w:jc w:val="both"/>
-              <w:textAlignment w:val="baseline"/>
-              <w:rPr>
-                <w:rFonts w:ascii="Calibri" w:hAnsi="Calibri" w:cs="Calibri"/>
-                <w:color w:val="0070C0"/>
-                <w:sz w:val="18"/>
-                <w:szCs w:val="18"/>
-              </w:rPr>
-            </w:pPr>
-            <w:r>
-              <w:rPr>
-                <w:rStyle w:val="normaltextrun"/>
-                <w:rFonts w:ascii="Calibri" w:hAnsi="Calibri" w:cs="Calibri"/>
-                <w:i/>
-                <w:iCs/>
-                <w:color w:val="0070C0"/>
-                <w:sz w:val="18"/>
-                <w:szCs w:val="18"/>
-              </w:rPr>
-              <w:t>¿Dónde se ubica la situación que vas a abordar? (Ej.: País, región, comuna o institución) ¿Cuáles son las características principales de ese lugar? </w:t>
-            </w:r>
-            <w:r>
-              <w:rPr>
-                <w:rStyle w:val="eop"/>
-                <w:rFonts w:ascii="Calibri" w:hAnsi="Calibri" w:cs="Calibri"/>
-                <w:color w:val="0070C0"/>
-                <w:sz w:val="18"/>
-                <w:szCs w:val="18"/>
-              </w:rPr>
-              <w:t> </w:t>
-            </w:r>
-          </w:p>
-          <w:p>
-            <w:pPr>
-              <w:pStyle w:val="paragraph"/>
-              <w:numPr>
-                <w:ilvl w:val="0"/>
-                <w:numId w:val="5"/>
-              </w:numPr>
-              <w:spacing w:before="0" w:beforeAutospacing="0" w:after="0" w:afterAutospacing="0"/>
-              <w:jc w:val="both"/>
-              <w:textAlignment w:val="baseline"/>
-              <w:rPr>
-                <w:rFonts w:ascii="Calibri" w:hAnsi="Calibri" w:cs="Calibri"/>
-                <w:color w:val="0070C0"/>
-                <w:sz w:val="18"/>
-                <w:szCs w:val="18"/>
-              </w:rPr>
-            </w:pPr>
-            <w:r>
-              <w:rPr>
-                <w:rStyle w:val="normaltextrun"/>
-                <w:rFonts w:ascii="Calibri" w:hAnsi="Calibri" w:cs="Calibri"/>
-                <w:i/>
-                <w:iCs/>
-                <w:color w:val="0070C0"/>
-                <w:sz w:val="18"/>
-                <w:szCs w:val="18"/>
-              </w:rPr>
-              <w:t xml:space="preserve">¿A quiénes afecta o impacta la situación que </w:t>
-            </w:r>
-            <w:r>
-              <w:rPr>
-                <w:rStyle w:val="normaltextrun"/>
-                <w:rFonts w:ascii="Calibri" w:hAnsi="Calibri" w:cs="Calibri"/>
-                <w:i/>
-                <w:iCs/>
-                <w:color w:val="0070C0"/>
-                <w:sz w:val="18"/>
-                <w:szCs w:val="18"/>
-              </w:rPr>
-              <w:t>abordaste</w:t>
-            </w:r>
-            <w:r>
-              <w:rPr>
-                <w:rStyle w:val="normaltextrun"/>
-                <w:rFonts w:ascii="Calibri" w:hAnsi="Calibri" w:cs="Calibri"/>
-                <w:i/>
-                <w:iCs/>
-                <w:color w:val="0070C0"/>
-                <w:sz w:val="18"/>
-                <w:szCs w:val="18"/>
-              </w:rPr>
-              <w:t>? (Ej.: Grupo etario, usuarios de algún servicio, etc.).</w:t>
-            </w:r>
-            <w:r>
-              <w:rPr>
-                <w:rStyle w:val="eop"/>
-                <w:rFonts w:ascii="Calibri" w:hAnsi="Calibri" w:cs="Calibri"/>
-                <w:color w:val="0070C0"/>
-                <w:sz w:val="18"/>
-                <w:szCs w:val="18"/>
-              </w:rPr>
-              <w:t> </w:t>
-            </w:r>
-          </w:p>
-          <w:p>
-            <w:pPr>
-              <w:pStyle w:val="paragraph"/>
-              <w:numPr>
-                <w:ilvl w:val="0"/>
-                <w:numId w:val="5"/>
-              </w:numPr>
-              <w:spacing w:before="0" w:beforeAutospacing="0" w:after="0" w:afterAutospacing="0"/>
-              <w:jc w:val="both"/>
-              <w:textAlignment w:val="baseline"/>
-              <w:rPr>
-                <w:rFonts w:ascii="Calibri" w:hAnsi="Calibri" w:cs="Calibri"/>
-                <w:color w:val="0070C0"/>
-                <w:sz w:val="18"/>
-                <w:szCs w:val="18"/>
-              </w:rPr>
-            </w:pPr>
-            <w:r>
-              <w:rPr>
-                <w:rStyle w:val="normaltextrun"/>
-                <w:rFonts w:ascii="Calibri" w:hAnsi="Calibri" w:cs="Calibri"/>
-                <w:i/>
-                <w:iCs/>
-                <w:color w:val="0070C0"/>
-                <w:sz w:val="18"/>
-                <w:szCs w:val="18"/>
-              </w:rPr>
-              <w:t xml:space="preserve">¿Cuál </w:t>
-            </w:r>
-            <w:r>
-              <w:rPr>
-                <w:rStyle w:val="normaltextrun"/>
-                <w:rFonts w:ascii="Calibri" w:hAnsi="Calibri" w:cs="Calibri"/>
-                <w:i/>
-                <w:iCs/>
-                <w:color w:val="0070C0"/>
-                <w:sz w:val="18"/>
-                <w:szCs w:val="18"/>
-              </w:rPr>
-              <w:t>fue</w:t>
-            </w:r>
-            <w:r>
-              <w:rPr>
-                <w:rStyle w:val="normaltextrun"/>
-                <w:rFonts w:ascii="Calibri" w:hAnsi="Calibri" w:cs="Calibri"/>
-                <w:i/>
-                <w:iCs/>
-                <w:color w:val="0070C0"/>
-                <w:sz w:val="18"/>
-                <w:szCs w:val="18"/>
-              </w:rPr>
-              <w:t xml:space="preserve"> el aporte de valor (real o simulado) de tu Proyecto APT para el contexto laboral y/o social en que se situ</w:t>
-            </w:r>
-            <w:r>
-              <w:rPr>
-                <w:rStyle w:val="normaltextrun"/>
-                <w:rFonts w:ascii="Calibri" w:hAnsi="Calibri" w:cs="Calibri"/>
-                <w:i/>
-                <w:iCs/>
-                <w:color w:val="0070C0"/>
-                <w:sz w:val="18"/>
-                <w:szCs w:val="18"/>
-              </w:rPr>
-              <w:t>ó</w:t>
-            </w:r>
-            <w:r>
-              <w:rPr>
-                <w:rStyle w:val="normaltextrun"/>
-                <w:rFonts w:ascii="Calibri" w:hAnsi="Calibri" w:cs="Calibri"/>
-                <w:i/>
-                <w:iCs/>
-                <w:color w:val="0070C0"/>
-                <w:sz w:val="18"/>
-                <w:szCs w:val="18"/>
-              </w:rPr>
-              <w:t>?</w:t>
-            </w:r>
-            <w:r>
-              <w:rPr>
-                <w:rStyle w:val="eop"/>
-                <w:rFonts w:ascii="Calibri" w:hAnsi="Calibri" w:cs="Calibri"/>
-                <w:color w:val="0070C0"/>
-                <w:sz w:val="18"/>
-                <w:szCs w:val="18"/>
-              </w:rPr>
-              <w:t> </w:t>
+              <w:br/>
             </w:r>
           </w:p>
           <w:p>
             <w:pPr>
               <w:pStyle w:val="Prrafodelista"/>
-              <w:spacing w:after="0" w:line="240" w:lineRule="auto"/>
-              <w:jc w:val="both"/>
-              <w:rPr>
-                <w:rFonts w:ascii="Calibri" w:hAnsi="Calibri" w:cs="Arial"/>
-                <w:i/>
-                <w:color w:val="0070C0"/>
-                <w:sz w:val="18"/>
-                <w:szCs w:val="20"/>
+              <w:rPr>
+                <w:rFonts w:ascii="Calibri" w:eastAsia="Times New Roman" w:hAnsi="Calibri" w:cs="Calibri"/>
+                <w:i/>
+                <w:iCs/>
+                <w:color w:val="0070C0"/>
+                <w:sz w:val="18"/>
+                <w:szCs w:val="18"/>
                 <w:lang w:eastAsia="es-CL"/>
               </w:rPr>
             </w:pPr>
+            <w:r>
+              <w:rPr>
+                <w:rStyle w:val="normaltextrun"/>
+                <w:rFonts w:ascii="Calibri" w:hAnsi="Calibri" w:cs="Calibri"/>
+                <w:i/>
+                <w:iCs/>
+                <w:color w:val="0070C0"/>
+                <w:sz w:val="18"/>
+                <w:szCs w:val="18"/>
+              </w:rPr>
+              <w:t>¿Por qué es relevante este tema para el campo laboral de tu carrera?</w:t>
+            </w:r>
+            <w:r>
+              <w:rPr>
+                <w:rStyle w:val="normaltextrun"/>
+                <w:rFonts w:ascii="Calibri" w:hAnsi="Calibri" w:cs="Calibri"/>
+                <w:i/>
+                <w:iCs/>
+                <w:color w:val="0070C0"/>
+                <w:sz w:val="18"/>
+                <w:szCs w:val="18"/>
+              </w:rPr>
+              <w:br/>
+            </w:r>
+            <w:r>
+              <w:rPr>
+                <w:rStyle w:val="normaltextrun"/>
+                <w:rFonts w:ascii="Calibri" w:eastAsia="Times New Roman" w:hAnsi="Calibri" w:cs="Calibri"/>
+                <w:sz w:val="18"/>
+                <w:szCs w:val="18"/>
+                <w:lang w:eastAsia="es-CL"/>
+              </w:rPr>
+              <w:t>El proyecto buscó solucionar un problema concreto del desarrollo web: las pruebas manuales son lentas y propensas al error humano, mientras que la automatización tradicional exige escribir código específico para cada sitio. Esto provoca atrasos, mayores costos y que muchas aplicaciones lleguen a producción sin una validación adecuada.</w:t>
+            </w:r>
+            <w:r>
+              <w:rPr>
+                <w:rStyle w:val="normaltextrun"/>
+                <w:rFonts w:ascii="Calibri" w:eastAsia="Times New Roman" w:hAnsi="Calibri" w:cs="Calibri"/>
+                <w:sz w:val="18"/>
+                <w:szCs w:val="18"/>
+                <w:lang w:eastAsia="es-CL"/>
+              </w:rPr>
+              <w:br/>
+            </w:r>
+          </w:p>
+          <w:p>
+            <w:pPr>
+              <w:pStyle w:val="Prrafodelista"/>
+            </w:pPr>
+            <w:r>
+              <w:rPr>
+                <w:rStyle w:val="normaltextrun"/>
+                <w:rFonts w:ascii="Calibri" w:hAnsi="Calibri" w:cs="Calibri"/>
+                <w:i/>
+                <w:iCs/>
+                <w:color w:val="0070C0"/>
+                <w:sz w:val="18"/>
+                <w:szCs w:val="18"/>
+              </w:rPr>
+              <w:t>¿Dónde se ubica la situación que vas a abordar? (Ej.: País, región, comuna o institución) ¿Cuáles son las características principales de ese lugar? </w:t>
+            </w:r>
+            <w:r>
+              <w:rPr>
+                <w:rStyle w:val="eop"/>
+                <w:rFonts w:ascii="Calibri" w:hAnsi="Calibri" w:cs="Calibri"/>
+                <w:color w:val="0070C0"/>
+                <w:sz w:val="18"/>
+                <w:szCs w:val="18"/>
+              </w:rPr>
+              <w:t> </w:t>
+            </w:r>
+            <w:r>
+              <w:rPr>
+                <w:rStyle w:val="eop"/>
+                <w:rFonts w:ascii="Calibri" w:hAnsi="Calibri" w:cs="Calibri"/>
+                <w:color w:val="0070C0"/>
+                <w:sz w:val="18"/>
+                <w:szCs w:val="18"/>
+              </w:rPr>
+              <w:br/>
+            </w:r>
+            <w:r>
+              <w:rPr>
+                <w:rStyle w:val="normaltextrun"/>
+                <w:rFonts w:ascii="Calibri" w:eastAsia="Times New Roman" w:hAnsi="Calibri" w:cs="Calibri"/>
+                <w:sz w:val="18"/>
+                <w:szCs w:val="18"/>
+                <w:lang w:eastAsia="es-CL"/>
+              </w:rPr>
+              <w:t>La situación se sitúa en el ámbito del desarrollo de software y del aseguramiento de calidad en Chile, y resulta especialmente relevante para las PYME y los emprendedores que no cuentan con equipos de QA dedicados.</w:t>
+            </w:r>
+            <w:r>
+              <w:rPr>
+                <w:rStyle w:val="normaltextrun"/>
+                <w:rFonts w:ascii="Calibri" w:eastAsia="Times New Roman" w:hAnsi="Calibri" w:cs="Calibri"/>
+                <w:sz w:val="18"/>
+                <w:szCs w:val="18"/>
+                <w:lang w:eastAsia="es-CL"/>
+              </w:rPr>
+              <w:br/>
+            </w:r>
+          </w:p>
+          <w:p>
+            <w:pPr>
+              <w:pStyle w:val="Prrafodelista"/>
+            </w:pPr>
+            <w:r>
+              <w:rPr>
+                <w:rStyle w:val="normaltextrun"/>
+                <w:rFonts w:ascii="Calibri" w:hAnsi="Calibri" w:cs="Calibri"/>
+                <w:i/>
+                <w:iCs/>
+                <w:color w:val="0070C0"/>
+                <w:sz w:val="18"/>
+                <w:szCs w:val="18"/>
+              </w:rPr>
+              <w:t xml:space="preserve">¿A quiénes afecta o impacta la situación que </w:t>
+            </w:r>
+            <w:r>
+              <w:rPr>
+                <w:rStyle w:val="normaltextrun"/>
+                <w:rFonts w:ascii="Calibri" w:hAnsi="Calibri" w:cs="Calibri"/>
+                <w:i/>
+                <w:iCs/>
+                <w:color w:val="0070C0"/>
+                <w:sz w:val="18"/>
+                <w:szCs w:val="18"/>
+              </w:rPr>
+              <w:t>abordaste</w:t>
+            </w:r>
+            <w:r>
+              <w:rPr>
+                <w:rStyle w:val="normaltextrun"/>
+                <w:rFonts w:ascii="Calibri" w:hAnsi="Calibri" w:cs="Calibri"/>
+                <w:i/>
+                <w:iCs/>
+                <w:color w:val="0070C0"/>
+                <w:sz w:val="18"/>
+                <w:szCs w:val="18"/>
+              </w:rPr>
+              <w:t>? (Ej.: Grupo etario, usuarios de algún servicio, etc.).</w:t>
+            </w:r>
+            <w:r>
+              <w:rPr>
+                <w:rStyle w:val="normaltextrun"/>
+                <w:rFonts w:ascii="Calibri" w:hAnsi="Calibri" w:cs="Calibri"/>
+                <w:i/>
+                <w:iCs/>
+                <w:color w:val="0070C0"/>
+                <w:sz w:val="18"/>
+                <w:szCs w:val="18"/>
+              </w:rPr>
+              <w:br/>
+            </w:r>
+            <w:r>
+              <w:rPr>
+                <w:rStyle w:val="normaltextrun"/>
+                <w:rFonts w:ascii="Calibri" w:eastAsia="Times New Roman" w:hAnsi="Calibri" w:cs="Calibri"/>
+                <w:sz w:val="18"/>
+                <w:szCs w:val="18"/>
+                <w:lang w:eastAsia="es-CL"/>
+              </w:rPr>
+              <w:t xml:space="preserve">La problemática afecta a los dueños de sitios web y emprendedores (que no manejan conocimientos técnicos), a los analistas QA manuales (que pierden horas en tareas repetitivas), a los desarrolladores </w:t>
+            </w:r>
+            <w:proofErr w:type="spellStart"/>
+            <w:r>
+              <w:rPr>
+                <w:rStyle w:val="normaltextrun"/>
+                <w:rFonts w:ascii="Calibri" w:eastAsia="Times New Roman" w:hAnsi="Calibri" w:cs="Calibri"/>
+                <w:sz w:val="18"/>
+                <w:szCs w:val="18"/>
+                <w:lang w:eastAsia="es-CL"/>
+              </w:rPr>
+              <w:t>front-end</w:t>
+            </w:r>
+            <w:proofErr w:type="spellEnd"/>
+            <w:r>
+              <w:rPr>
+                <w:rStyle w:val="normaltextrun"/>
+                <w:rFonts w:ascii="Calibri" w:eastAsia="Times New Roman" w:hAnsi="Calibri" w:cs="Calibri"/>
+                <w:sz w:val="18"/>
+                <w:szCs w:val="18"/>
+                <w:lang w:eastAsia="es-CL"/>
+              </w:rPr>
+              <w:t xml:space="preserve"> (que necesitan validar sus cambios rápidamente), a los </w:t>
+            </w:r>
+            <w:proofErr w:type="spellStart"/>
+            <w:r>
+              <w:rPr>
+                <w:rStyle w:val="normaltextrun"/>
+                <w:rFonts w:ascii="Calibri" w:eastAsia="Times New Roman" w:hAnsi="Calibri" w:cs="Calibri"/>
+                <w:sz w:val="18"/>
+                <w:szCs w:val="18"/>
+                <w:lang w:eastAsia="es-CL"/>
+              </w:rPr>
+              <w:t>stakeholders</w:t>
+            </w:r>
+            <w:proofErr w:type="spellEnd"/>
+            <w:r>
+              <w:rPr>
+                <w:rStyle w:val="normaltextrun"/>
+                <w:rFonts w:ascii="Calibri" w:eastAsia="Times New Roman" w:hAnsi="Calibri" w:cs="Calibri"/>
+                <w:sz w:val="18"/>
+                <w:szCs w:val="18"/>
+                <w:lang w:eastAsia="es-CL"/>
+              </w:rPr>
+              <w:t xml:space="preserve"> (que requieren evidencia tangible) y a los auditores de calidad (que necesitan mapear formularios, enlaces y botones de forma rápida).</w:t>
+            </w:r>
+            <w:r>
+              <w:rPr>
+                <w:rStyle w:val="eop"/>
+                <w:rFonts w:ascii="Calibri" w:hAnsi="Calibri" w:cs="Calibri"/>
+                <w:sz w:val="18"/>
+                <w:szCs w:val="18"/>
+              </w:rPr>
+              <w:br/>
+            </w:r>
+          </w:p>
+          <w:p>
+            <w:pPr>
+              <w:pStyle w:val="Prrafodelista"/>
+            </w:pPr>
+            <w:r>
+              <w:rPr>
+                <w:rStyle w:val="normaltextrun"/>
+                <w:rFonts w:ascii="Calibri" w:hAnsi="Calibri" w:cs="Calibri"/>
+                <w:i/>
+                <w:iCs/>
+                <w:color w:val="0070C0"/>
+                <w:sz w:val="18"/>
+                <w:szCs w:val="18"/>
+              </w:rPr>
+              <w:t xml:space="preserve">¿Cuál </w:t>
+            </w:r>
+            <w:r>
+              <w:rPr>
+                <w:rStyle w:val="normaltextrun"/>
+                <w:rFonts w:ascii="Calibri" w:hAnsi="Calibri" w:cs="Calibri"/>
+                <w:i/>
+                <w:iCs/>
+                <w:color w:val="0070C0"/>
+                <w:sz w:val="18"/>
+                <w:szCs w:val="18"/>
+              </w:rPr>
+              <w:t>fue</w:t>
+            </w:r>
+            <w:r>
+              <w:rPr>
+                <w:rStyle w:val="normaltextrun"/>
+                <w:rFonts w:ascii="Calibri" w:hAnsi="Calibri" w:cs="Calibri"/>
+                <w:i/>
+                <w:iCs/>
+                <w:color w:val="0070C0"/>
+                <w:sz w:val="18"/>
+                <w:szCs w:val="18"/>
+              </w:rPr>
+              <w:t xml:space="preserve"> el aporte de valor (real o simulado) de tu Proyecto APT para el contexto laboral y/o social en que se situ</w:t>
+            </w:r>
+            <w:r>
+              <w:rPr>
+                <w:rStyle w:val="normaltextrun"/>
+                <w:rFonts w:ascii="Calibri" w:hAnsi="Calibri" w:cs="Calibri"/>
+                <w:i/>
+                <w:iCs/>
+                <w:color w:val="0070C0"/>
+                <w:sz w:val="18"/>
+                <w:szCs w:val="18"/>
+              </w:rPr>
+              <w:t>ó</w:t>
+            </w:r>
+            <w:r>
+              <w:rPr>
+                <w:rStyle w:val="normaltextrun"/>
+                <w:rFonts w:ascii="Calibri" w:hAnsi="Calibri" w:cs="Calibri"/>
+                <w:i/>
+                <w:iCs/>
+                <w:color w:val="0070C0"/>
+                <w:sz w:val="18"/>
+                <w:szCs w:val="18"/>
+              </w:rPr>
+              <w:t>?</w:t>
+            </w:r>
+            <w:r>
+              <w:rPr>
+                <w:rStyle w:val="eop"/>
+                <w:rFonts w:ascii="Calibri" w:hAnsi="Calibri" w:cs="Calibri"/>
+                <w:color w:val="0070C0"/>
+                <w:sz w:val="18"/>
+                <w:szCs w:val="18"/>
+              </w:rPr>
+              <w:t> </w:t>
+            </w:r>
+            <w:r>
+              <w:rPr>
+                <w:rStyle w:val="eop"/>
+                <w:rFonts w:ascii="Calibri" w:hAnsi="Calibri" w:cs="Calibri"/>
+                <w:color w:val="0070C0"/>
+                <w:sz w:val="18"/>
+                <w:szCs w:val="18"/>
+              </w:rPr>
+              <w:br/>
+            </w:r>
+            <w:r>
+              <w:rPr>
+                <w:rStyle w:val="normaltextrun"/>
+                <w:rFonts w:ascii="Calibri" w:eastAsia="Times New Roman" w:hAnsi="Calibri" w:cs="Calibri"/>
+                <w:sz w:val="18"/>
+                <w:szCs w:val="18"/>
+                <w:lang w:eastAsia="es-CL"/>
+              </w:rPr>
+              <w:t>El aporte de valor de CACHAI-QA es permitir que cualquier usuario, ingresando solo una URL, obtenga un diagnóstico de salud de su sitio web de forma rápida, simple y confiable, reduciendo el tiempo, el costo y el esfuerzo del proceso de pruebas.</w:t>
+            </w:r>
           </w:p>
         </w:tc>
       </w:tr>
       <w:tr>
         <w:trPr>
-          <w:trHeight w:val="838"/>
+          <w:trHeight w:val="5208"/>
         </w:trPr>
         <w:tc>
           <w:tcPr>
@@ -1394,13 +1508,7 @@
           <w:p>
             <w:pPr>
               <w:pStyle w:val="Prrafodelista"/>
-              <w:jc w:val="both"/>
-              <w:rPr>
-                <w:rFonts w:ascii="Calibri" w:hAnsi="Calibri" w:cs="Arial"/>
-                <w:i/>
-                <w:color w:val="0070C0"/>
-                <w:sz w:val="18"/>
-                <w:szCs w:val="20"/>
+              <w:rPr>
                 <w:lang w:eastAsia="es-CL"/>
               </w:rPr>
             </w:pPr>
@@ -1413,7 +1521,277 @@
                 <w:szCs w:val="20"/>
                 <w:lang w:eastAsia="es-CL"/>
               </w:rPr>
-              <w:t>¿Cuál es el objetivo general de tu Proyecto APT? ¿Cuáles son los objetivos específicos de tu Proyecto APT?</w:t>
+              <w:t>¿Cuál es el objetivo general de tu Proyecto APT?</w:t>
+            </w:r>
+            <w:r>
+              <w:rPr>
+                <w:rFonts w:ascii="Calibri" w:hAnsi="Calibri" w:cs="Arial"/>
+                <w:i/>
+                <w:color w:val="0070C0"/>
+                <w:sz w:val="18"/>
+                <w:szCs w:val="20"/>
+                <w:lang w:eastAsia="es-CL"/>
+              </w:rPr>
+              <w:br/>
+            </w:r>
+            <w:r>
+              <w:rPr>
+                <w:sz w:val="18"/>
+                <w:szCs w:val="18"/>
+                <w:lang w:eastAsia="es-CL"/>
+              </w:rPr>
+              <w:t xml:space="preserve">Objetivo general: desarrollar e implementar el </w:t>
+            </w:r>
+            <w:proofErr w:type="spellStart"/>
+            <w:r>
+              <w:rPr>
+                <w:sz w:val="18"/>
+                <w:szCs w:val="18"/>
+                <w:lang w:eastAsia="es-CL"/>
+              </w:rPr>
+              <w:t>framework</w:t>
+            </w:r>
+            <w:proofErr w:type="spellEnd"/>
+            <w:r>
+              <w:rPr>
+                <w:sz w:val="18"/>
+                <w:szCs w:val="18"/>
+                <w:lang w:eastAsia="es-CL"/>
+              </w:rPr>
+              <w:t xml:space="preserve"> de automatización de pruebas CACHAI-QA, con arquitectura Plug &amp; Play, que a partir del ingreso de una URL escanee el sitio, genere y ejecute pruebas automatizadas y entregue un reporte del estado de salud de la página.</w:t>
+            </w:r>
+            <w:r>
+              <w:rPr>
+                <w:sz w:val="18"/>
+                <w:szCs w:val="18"/>
+                <w:lang w:eastAsia="es-CL"/>
+              </w:rPr>
+              <w:br/>
+            </w:r>
+            <w:r>
+              <w:rPr>
+                <w:rFonts w:cs="Arial"/>
+                <w:i/>
+                <w:szCs w:val="20"/>
+                <w:lang w:eastAsia="es-CL"/>
+              </w:rPr>
+              <w:br/>
+            </w:r>
+            <w:r>
+              <w:rPr>
+                <w:rFonts w:ascii="Calibri" w:hAnsi="Calibri" w:cs="Arial"/>
+                <w:i/>
+                <w:color w:val="0070C0"/>
+                <w:sz w:val="18"/>
+                <w:szCs w:val="20"/>
+                <w:lang w:eastAsia="es-CL"/>
+              </w:rPr>
+              <w:t xml:space="preserve"> ¿Cuáles son los objetivos específicos de tu Proyecto APT?</w:t>
+            </w:r>
+            <w:r>
+              <w:rPr>
+                <w:rFonts w:ascii="Calibri" w:hAnsi="Calibri" w:cs="Arial"/>
+                <w:i/>
+                <w:color w:val="0070C0"/>
+                <w:sz w:val="18"/>
+                <w:szCs w:val="20"/>
+                <w:lang w:eastAsia="es-CL"/>
+              </w:rPr>
+              <w:br/>
+            </w:r>
+            <w:r>
+              <w:rPr>
+                <w:sz w:val="18"/>
+                <w:szCs w:val="18"/>
+                <w:lang w:eastAsia="es-CL"/>
+              </w:rPr>
+              <w:t xml:space="preserve">Objetivos específicos: </w:t>
+            </w:r>
+            <w:r>
+              <w:rPr>
+                <w:sz w:val="18"/>
+                <w:szCs w:val="18"/>
+                <w:lang w:eastAsia="es-CL"/>
+              </w:rPr>
+              <w:br/>
+              <w:t>1-</w:t>
+            </w:r>
+            <w:r>
+              <w:rPr>
+                <w:sz w:val="18"/>
+                <w:szCs w:val="18"/>
+                <w:lang w:eastAsia="es-CL"/>
+              </w:rPr>
+              <w:t xml:space="preserve"> habilitar la configuración inicial y la recepción y validación de la URL objetivo; </w:t>
+            </w:r>
+            <w:r>
+              <w:rPr>
+                <w:sz w:val="18"/>
+                <w:szCs w:val="18"/>
+                <w:lang w:eastAsia="es-CL"/>
+              </w:rPr>
+              <w:t>2-</w:t>
+            </w:r>
+            <w:r>
+              <w:rPr>
+                <w:sz w:val="18"/>
+                <w:szCs w:val="18"/>
+                <w:lang w:eastAsia="es-CL"/>
+              </w:rPr>
+              <w:t xml:space="preserve"> implementar el escaneo y la lectura automática de la página mediante un web crawler</w:t>
+            </w:r>
+            <w:r>
+              <w:rPr>
+                <w:sz w:val="18"/>
+                <w:szCs w:val="18"/>
+                <w:lang w:eastAsia="es-CL"/>
+              </w:rPr>
+              <w:t>.</w:t>
+            </w:r>
+            <w:r>
+              <w:rPr>
+                <w:sz w:val="18"/>
+                <w:szCs w:val="18"/>
+                <w:lang w:eastAsia="es-CL"/>
+              </w:rPr>
+              <w:br/>
+              <w:t>3-</w:t>
+            </w:r>
+            <w:r>
+              <w:rPr>
+                <w:sz w:val="18"/>
+                <w:szCs w:val="18"/>
+                <w:lang w:eastAsia="es-CL"/>
+              </w:rPr>
+              <w:t xml:space="preserve"> crear escenarios genéricos de prueba redactados en lenguaje natural; </w:t>
+            </w:r>
+            <w:r>
+              <w:rPr>
+                <w:sz w:val="18"/>
+                <w:szCs w:val="18"/>
+                <w:lang w:eastAsia="es-CL"/>
+              </w:rPr>
+              <w:br/>
+              <w:t>4-</w:t>
+            </w:r>
+            <w:r>
+              <w:rPr>
+                <w:sz w:val="18"/>
+                <w:szCs w:val="18"/>
+                <w:lang w:eastAsia="es-CL"/>
+              </w:rPr>
+              <w:t xml:space="preserve"> adaptar dinámicamente el volumen de las pruebas a los elementos descubiertos</w:t>
+            </w:r>
+            <w:r>
+              <w:rPr>
+                <w:sz w:val="18"/>
+                <w:szCs w:val="18"/>
+                <w:lang w:eastAsia="es-CL"/>
+              </w:rPr>
+              <w:t>.</w:t>
+            </w:r>
+            <w:r>
+              <w:rPr>
+                <w:sz w:val="18"/>
+                <w:szCs w:val="18"/>
+                <w:lang w:eastAsia="es-CL"/>
+              </w:rPr>
+              <w:br/>
+              <w:t>5-</w:t>
+            </w:r>
+            <w:r>
+              <w:rPr>
+                <w:sz w:val="18"/>
+                <w:szCs w:val="18"/>
+                <w:lang w:eastAsia="es-CL"/>
+              </w:rPr>
+              <w:t xml:space="preserve"> ejecutar automáticamente la batería de pruebas generada y registrar cada resultado</w:t>
+            </w:r>
+            <w:r>
+              <w:rPr>
+                <w:sz w:val="18"/>
+                <w:szCs w:val="18"/>
+                <w:lang w:eastAsia="es-CL"/>
+              </w:rPr>
+              <w:t>.</w:t>
+            </w:r>
+            <w:r>
+              <w:rPr>
+                <w:sz w:val="18"/>
+                <w:szCs w:val="18"/>
+                <w:lang w:eastAsia="es-CL"/>
+              </w:rPr>
+              <w:t xml:space="preserve"> </w:t>
+            </w:r>
+            <w:r>
+              <w:rPr>
+                <w:sz w:val="18"/>
+                <w:szCs w:val="18"/>
+                <w:lang w:eastAsia="es-CL"/>
+              </w:rPr>
+              <w:br/>
+              <w:t>6-</w:t>
+            </w:r>
+            <w:r>
+              <w:rPr>
+                <w:sz w:val="18"/>
+                <w:szCs w:val="18"/>
+                <w:lang w:eastAsia="es-CL"/>
+              </w:rPr>
+              <w:t xml:space="preserve"> ejecutar las pruebas en la nube de forma </w:t>
+            </w:r>
+            <w:proofErr w:type="spellStart"/>
+            <w:r>
+              <w:rPr>
+                <w:sz w:val="18"/>
+                <w:szCs w:val="18"/>
+                <w:lang w:eastAsia="es-CL"/>
+              </w:rPr>
+              <w:t>cross</w:t>
+            </w:r>
+            <w:proofErr w:type="spellEnd"/>
+            <w:r>
+              <w:rPr>
+                <w:sz w:val="18"/>
+                <w:szCs w:val="18"/>
+                <w:lang w:eastAsia="es-CL"/>
+              </w:rPr>
+              <w:t xml:space="preserve">-browser con </w:t>
+            </w:r>
+            <w:proofErr w:type="spellStart"/>
+            <w:r>
+              <w:rPr>
+                <w:sz w:val="18"/>
+                <w:szCs w:val="18"/>
+                <w:lang w:eastAsia="es-CL"/>
+              </w:rPr>
+              <w:t>BrowserStack</w:t>
+            </w:r>
+            <w:proofErr w:type="spellEnd"/>
+            <w:r>
+              <w:rPr>
+                <w:sz w:val="18"/>
+                <w:szCs w:val="18"/>
+                <w:lang w:eastAsia="es-CL"/>
+              </w:rPr>
+              <w:t>.</w:t>
+            </w:r>
+            <w:r>
+              <w:rPr>
+                <w:sz w:val="18"/>
+                <w:szCs w:val="18"/>
+                <w:lang w:eastAsia="es-CL"/>
+              </w:rPr>
+              <w:br/>
+              <w:t>7-</w:t>
+            </w:r>
+            <w:r>
+              <w:rPr>
+                <w:sz w:val="18"/>
+                <w:szCs w:val="18"/>
+                <w:lang w:eastAsia="es-CL"/>
+              </w:rPr>
+              <w:t xml:space="preserve"> generar el diagnóstico y los reportes finales del estado del sitio.</w:t>
             </w:r>
           </w:p>
         </w:tc>
@@ -1438,7 +1816,233 @@
                 <w:color w:val="1F3864" w:themeColor="accent1" w:themeShade="80"/>
                 <w:sz w:val="18"/>
               </w:rPr>
+              <w:lastRenderedPageBreak/>
               <w:t>3. Metodología</w:t>
+            </w:r>
+          </w:p>
+        </w:tc>
+        <w:tc>
+          <w:tcPr>
+            <w:tcW w:w="6780" w:type="dxa"/>
+            <w:vAlign w:val="center"/>
+          </w:tcPr>
+          <w:p>
+            <w:pPr>
+              <w:pStyle w:val="Prrafodelista"/>
+              <w:numPr>
+                <w:ilvl w:val="0"/>
+                <w:numId w:val="1"/>
+              </w:numPr>
+              <w:spacing w:after="0" w:line="240" w:lineRule="auto"/>
+              <w:ind w:left="318" w:hanging="284"/>
+              <w:rPr>
+                <w:rFonts w:ascii="Calibri" w:hAnsi="Calibri" w:cs="Arial"/>
+                <w:i/>
+                <w:color w:val="0070C0"/>
+                <w:sz w:val="18"/>
+                <w:szCs w:val="20"/>
+                <w:lang w:eastAsia="es-CL"/>
+              </w:rPr>
+            </w:pPr>
+            <w:r>
+              <w:rPr>
+                <w:rFonts w:ascii="Calibri" w:hAnsi="Calibri" w:cs="Arial"/>
+                <w:i/>
+                <w:color w:val="0070C0"/>
+                <w:sz w:val="18"/>
+                <w:szCs w:val="20"/>
+                <w:lang w:eastAsia="es-CL"/>
+              </w:rPr>
+              <w:t>Metodología utilizada y su pertinencia para cumplir objetivos.</w:t>
+            </w:r>
+            <w:r>
+              <w:rPr>
+                <w:rFonts w:ascii="Calibri" w:hAnsi="Calibri" w:cs="Arial"/>
+                <w:i/>
+                <w:color w:val="0070C0"/>
+                <w:sz w:val="18"/>
+                <w:szCs w:val="20"/>
+                <w:lang w:eastAsia="es-CL"/>
+              </w:rPr>
+              <w:br/>
+            </w:r>
+          </w:p>
+          <w:p>
+            <w:pPr>
+              <w:rPr>
+                <w:lang w:eastAsia="es-CL"/>
+              </w:rPr>
+            </w:pPr>
+            <w:r>
+              <w:rPr>
+                <w:rFonts w:ascii="Calibri" w:hAnsi="Calibri" w:cs="Arial"/>
+                <w:i/>
+                <w:color w:val="0070C0"/>
+                <w:sz w:val="18"/>
+                <w:szCs w:val="20"/>
+                <w:lang w:eastAsia="es-CL"/>
+              </w:rPr>
+              <w:t>¿Qué metodología utilizaste para desarrollar tu Proyecto APT?</w:t>
+            </w:r>
+            <w:r>
+              <w:rPr>
+                <w:rFonts w:ascii="Calibri" w:hAnsi="Calibri" w:cs="Arial"/>
+                <w:i/>
+                <w:color w:val="0070C0"/>
+                <w:sz w:val="18"/>
+                <w:szCs w:val="20"/>
+                <w:lang w:eastAsia="es-CL"/>
+              </w:rPr>
+              <w:t xml:space="preserve"> Describe las fases y</w:t>
+            </w:r>
+            <w:r>
+              <w:rPr>
+                <w:rFonts w:ascii="Calibri" w:hAnsi="Calibri" w:cs="Arial"/>
+                <w:i/>
+                <w:color w:val="0070C0"/>
+                <w:sz w:val="18"/>
+                <w:szCs w:val="20"/>
+                <w:lang w:eastAsia="es-CL"/>
+              </w:rPr>
+              <w:t xml:space="preserve"> </w:t>
+            </w:r>
+            <w:r>
+              <w:rPr>
+                <w:rFonts w:ascii="Calibri" w:hAnsi="Calibri" w:cs="Arial"/>
+                <w:i/>
+                <w:color w:val="0070C0"/>
+                <w:sz w:val="18"/>
+                <w:szCs w:val="20"/>
+                <w:lang w:eastAsia="es-CL"/>
+              </w:rPr>
+              <w:t>procedimientos que llevaste a cabo para ejecutar tu proyecto.</w:t>
+            </w:r>
+            <w:r>
+              <w:rPr>
+                <w:rFonts w:ascii="Calibri" w:hAnsi="Calibri" w:cs="Arial"/>
+                <w:i/>
+                <w:color w:val="0070C0"/>
+                <w:sz w:val="18"/>
+                <w:szCs w:val="20"/>
+                <w:lang w:eastAsia="es-CL"/>
+              </w:rPr>
+              <w:br/>
+            </w:r>
+            <w:r>
+              <w:rPr>
+                <w:rStyle w:val="PrrafodelistaCar"/>
+                <w:sz w:val="18"/>
+                <w:szCs w:val="18"/>
+              </w:rPr>
+              <w:t>Se utilizó un marco de trabajo ágil (Scrum), organizado en iteraciones con entregables. Las fases fueron: (1) definición y especificación de requisitos; (2) diseño del sistema (arquitectura y UML); (3) desarrollo del crawler, del generador de pruebas y del panel web; (4) pruebas y validación sobre un sitio de ejemplo; y (5) estabilización, documentación y presentación de resultados.</w:t>
+            </w:r>
+            <w:r>
+              <w:rPr>
+                <w:rStyle w:val="PrrafodelistaCar"/>
+                <w:sz w:val="18"/>
+                <w:szCs w:val="18"/>
+              </w:rPr>
+              <w:br/>
+              <w:t>Se aplicaron prácticas de BDD (desarrollo guiado por comportamiento) con escenarios en lenguaje natural (</w:t>
+            </w:r>
+            <w:proofErr w:type="spellStart"/>
+            <w:r>
+              <w:rPr>
+                <w:rStyle w:val="PrrafodelistaCar"/>
+                <w:sz w:val="18"/>
+                <w:szCs w:val="18"/>
+              </w:rPr>
+              <w:t>Gherkin</w:t>
+            </w:r>
+            <w:proofErr w:type="spellEnd"/>
+            <w:r>
+              <w:rPr>
+                <w:rStyle w:val="PrrafodelistaCar"/>
+                <w:sz w:val="18"/>
+                <w:szCs w:val="18"/>
+              </w:rPr>
+              <w:t>), control de versiones con Git/GitHub y revisión por pares de código y documentos.</w:t>
+            </w:r>
+          </w:p>
+          <w:p>
+            <w:pPr>
+              <w:rPr>
+                <w:rFonts w:ascii="Calibri" w:hAnsi="Calibri" w:cs="Arial"/>
+                <w:i/>
+                <w:color w:val="0070C0"/>
+                <w:sz w:val="18"/>
+                <w:szCs w:val="20"/>
+                <w:lang w:eastAsia="es-CL"/>
+              </w:rPr>
+            </w:pPr>
+            <w:r>
+              <w:rPr>
+                <w:rFonts w:ascii="Calibri" w:hAnsi="Calibri" w:cs="Arial"/>
+                <w:i/>
+                <w:color w:val="0070C0"/>
+                <w:sz w:val="18"/>
+                <w:szCs w:val="20"/>
+                <w:lang w:eastAsia="es-CL"/>
+              </w:rPr>
+              <w:t>Fundamenta, ¿p</w:t>
+            </w:r>
+            <w:r>
+              <w:rPr>
+                <w:rFonts w:ascii="Calibri" w:hAnsi="Calibri" w:cs="Arial"/>
+                <w:i/>
+                <w:color w:val="0070C0"/>
+                <w:sz w:val="18"/>
+                <w:szCs w:val="20"/>
+                <w:lang w:eastAsia="es-CL"/>
+              </w:rPr>
+              <w:t>or qué esta metodología era pertinente para cumplir los objetivos planteados?</w:t>
+            </w:r>
+            <w:r>
+              <w:rPr>
+                <w:rFonts w:ascii="Calibri" w:hAnsi="Calibri" w:cs="Arial"/>
+                <w:i/>
+                <w:color w:val="0070C0"/>
+                <w:sz w:val="18"/>
+                <w:szCs w:val="20"/>
+                <w:lang w:eastAsia="es-CL"/>
+              </w:rPr>
+              <w:br/>
+            </w:r>
+            <w:r>
+              <w:rPr>
+                <w:sz w:val="18"/>
+                <w:szCs w:val="18"/>
+                <w:lang w:eastAsia="es-CL"/>
+              </w:rPr>
+              <w:t>Esta metodología fue pertinente porque el alcance evolucionó durante el proyecto: el enfoque iterativo permitió ajustar prioridades, validar los avances con el docente y entregar valor de forma incremental.</w:t>
+            </w:r>
+          </w:p>
+        </w:tc>
+      </w:tr>
+      <w:tr>
+        <w:trPr>
+          <w:trHeight w:val="2117"/>
+        </w:trPr>
+        <w:tc>
+          <w:tcPr>
+            <w:tcW w:w="3001" w:type="dxa"/>
+            <w:vAlign w:val="center"/>
+          </w:tcPr>
+          <w:p>
+            <w:pPr>
+              <w:rPr>
+                <w:rFonts w:ascii="Calibri" w:hAnsi="Calibri"/>
+                <w:color w:val="1F3864" w:themeColor="accent1" w:themeShade="80"/>
+                <w:sz w:val="18"/>
+              </w:rPr>
+            </w:pPr>
+            <w:r>
+              <w:rPr>
+                <w:rFonts w:ascii="Calibri" w:hAnsi="Calibri"/>
+                <w:color w:val="1F3864" w:themeColor="accent1" w:themeShade="80"/>
+                <w:sz w:val="18"/>
+              </w:rPr>
+              <w:t>4. Desarrollo</w:t>
             </w:r>
           </w:p>
         </w:tc>
@@ -1475,158 +2079,19 @@
                 <w:szCs w:val="20"/>
                 <w:lang w:eastAsia="es-CL"/>
               </w:rPr>
-              <w:t>Metodología utilizada y su pertinencia para cumplir objetivos.</w:t>
-            </w:r>
-          </w:p>
-          <w:p>
-            <w:pPr>
-              <w:ind w:left="720"/>
-              <w:rPr>
-                <w:rFonts w:ascii="Calibri" w:hAnsi="Calibri" w:cs="Arial"/>
-                <w:i/>
-                <w:color w:val="0070C0"/>
-                <w:sz w:val="18"/>
-                <w:szCs w:val="20"/>
-                <w:lang w:eastAsia="es-CL"/>
-              </w:rPr>
-            </w:pPr>
-            <w:r>
-              <w:rPr>
-                <w:rFonts w:ascii="Calibri" w:hAnsi="Calibri" w:cs="Arial"/>
-                <w:i/>
-                <w:color w:val="0070C0"/>
-                <w:sz w:val="18"/>
-                <w:szCs w:val="20"/>
-                <w:lang w:eastAsia="es-CL"/>
-              </w:rPr>
-              <w:t>¿Qué metodología utilizaste para desarrollar tu Proyecto APT?</w:t>
-            </w:r>
-            <w:r>
-              <w:rPr>
-                <w:rFonts w:ascii="Calibri" w:hAnsi="Calibri" w:cs="Arial"/>
-                <w:i/>
-                <w:color w:val="0070C0"/>
-                <w:sz w:val="18"/>
-                <w:szCs w:val="20"/>
-                <w:lang w:eastAsia="es-CL"/>
-              </w:rPr>
-              <w:t xml:space="preserve"> Describe las fases y procedimientos que llevaste a cabo para ejecutar tu proyecto.</w:t>
-            </w:r>
-          </w:p>
-          <w:p>
-            <w:pPr>
-              <w:ind w:left="720"/>
-              <w:rPr>
-                <w:rFonts w:ascii="Calibri" w:hAnsi="Calibri" w:cs="Arial"/>
-                <w:i/>
-                <w:color w:val="0070C0"/>
-                <w:sz w:val="18"/>
-                <w:szCs w:val="20"/>
-                <w:lang w:eastAsia="es-CL"/>
-              </w:rPr>
-            </w:pPr>
-            <w:r>
-              <w:rPr>
-                <w:rFonts w:ascii="Calibri" w:hAnsi="Calibri" w:cs="Arial"/>
-                <w:i/>
-                <w:color w:val="0070C0"/>
-                <w:sz w:val="18"/>
-                <w:szCs w:val="20"/>
-                <w:lang w:eastAsia="es-CL"/>
-              </w:rPr>
-              <w:t>Fundamenta, ¿p</w:t>
-            </w:r>
-            <w:r>
-              <w:rPr>
-                <w:rFonts w:ascii="Calibri" w:hAnsi="Calibri" w:cs="Arial"/>
-                <w:i/>
-                <w:color w:val="0070C0"/>
-                <w:sz w:val="18"/>
-                <w:szCs w:val="20"/>
-                <w:lang w:eastAsia="es-CL"/>
-              </w:rPr>
-              <w:t>or qué esta metodología era pertinente para cumplir los objetivos planteados?</w:t>
-            </w:r>
-          </w:p>
-        </w:tc>
-      </w:tr>
-      <w:tr>
-        <w:trPr>
-          <w:trHeight w:val="2117"/>
-        </w:trPr>
-        <w:tc>
-          <w:tcPr>
-            <w:tcW w:w="3001" w:type="dxa"/>
-            <w:vAlign w:val="center"/>
-          </w:tcPr>
-          <w:p>
-            <w:pPr>
-              <w:rPr>
-                <w:rFonts w:ascii="Calibri" w:hAnsi="Calibri"/>
-                <w:color w:val="1F3864" w:themeColor="accent1" w:themeShade="80"/>
-                <w:sz w:val="18"/>
-              </w:rPr>
-            </w:pPr>
-            <w:r>
-              <w:rPr>
-                <w:rFonts w:ascii="Calibri" w:hAnsi="Calibri"/>
-                <w:color w:val="1F3864" w:themeColor="accent1" w:themeShade="80"/>
-                <w:sz w:val="18"/>
-              </w:rPr>
-              <w:lastRenderedPageBreak/>
-              <w:t>4. Desarrollo</w:t>
-            </w:r>
-          </w:p>
-        </w:tc>
-        <w:tc>
-          <w:tcPr>
-            <w:tcW w:w="6780" w:type="dxa"/>
-            <w:vAlign w:val="center"/>
-          </w:tcPr>
-          <w:p>
-            <w:pPr>
-              <w:pStyle w:val="Prrafodelista"/>
-              <w:numPr>
-                <w:ilvl w:val="0"/>
-                <w:numId w:val="1"/>
-              </w:numPr>
-              <w:spacing w:after="0" w:line="240" w:lineRule="auto"/>
-              <w:ind w:left="318" w:hanging="284"/>
-              <w:jc w:val="both"/>
-              <w:rPr>
-                <w:rFonts w:ascii="Calibri" w:hAnsi="Calibri" w:cs="Arial"/>
-                <w:i/>
-                <w:color w:val="0070C0"/>
-                <w:sz w:val="18"/>
-                <w:szCs w:val="20"/>
-                <w:lang w:eastAsia="es-CL"/>
-              </w:rPr>
-            </w:pPr>
-            <w:r>
-              <w:rPr>
-                <w:rFonts w:ascii="Calibri" w:hAnsi="Calibri" w:cs="Arial"/>
-                <w:i/>
-                <w:color w:val="0070C0"/>
-                <w:sz w:val="18"/>
-                <w:szCs w:val="20"/>
-                <w:lang w:eastAsia="es-CL"/>
-              </w:rPr>
               <w:t>Descripción de las etapas o actividades del Proyecto APT.</w:t>
             </w:r>
-          </w:p>
-          <w:p>
-            <w:pPr>
-              <w:pStyle w:val="Prrafodelista"/>
-              <w:jc w:val="both"/>
-              <w:rPr>
-                <w:rFonts w:ascii="Calibri" w:hAnsi="Calibri" w:cs="Arial"/>
-                <w:i/>
-                <w:color w:val="0070C0"/>
-                <w:sz w:val="18"/>
-                <w:szCs w:val="20"/>
-                <w:lang w:eastAsia="es-CL"/>
-              </w:rPr>
-            </w:pPr>
+            <w:r>
+              <w:rPr>
+                <w:rFonts w:ascii="Calibri" w:hAnsi="Calibri" w:cs="Arial"/>
+                <w:i/>
+                <w:color w:val="0070C0"/>
+                <w:sz w:val="18"/>
+                <w:szCs w:val="20"/>
+                <w:lang w:eastAsia="es-CL"/>
+              </w:rPr>
+              <w:t xml:space="preserve"> </w:t>
+            </w:r>
             <w:r>
               <w:rPr>
                 <w:rFonts w:ascii="Calibri" w:hAnsi="Calibri" w:cs="Arial"/>
@@ -1659,6 +2124,43 @@
                 <w:lang w:eastAsia="es-CL"/>
               </w:rPr>
               <w:t xml:space="preserve"> tu Proyecto APT?</w:t>
+            </w:r>
+            <w:r>
+              <w:rPr>
+                <w:rFonts w:ascii="Calibri" w:hAnsi="Calibri" w:cs="Arial"/>
+                <w:i/>
+                <w:color w:val="0070C0"/>
+                <w:sz w:val="18"/>
+                <w:szCs w:val="20"/>
+                <w:lang w:eastAsia="es-CL"/>
+              </w:rPr>
+              <w:br/>
+            </w:r>
+            <w:r>
+              <w:rPr>
+                <w:sz w:val="18"/>
+                <w:szCs w:val="18"/>
+                <w:lang w:eastAsia="es-CL"/>
+              </w:rPr>
+              <w:t xml:space="preserve">Etapas y actividades: definición de la propuesta y del PMV; diseño de la arquitectura Plug &amp; Play; implementación del web crawler con distintos modos de escaneo; generación de pruebas genéricas en </w:t>
+            </w:r>
+            <w:proofErr w:type="spellStart"/>
+            <w:r>
+              <w:rPr>
+                <w:sz w:val="18"/>
+                <w:szCs w:val="18"/>
+                <w:lang w:eastAsia="es-CL"/>
+              </w:rPr>
+              <w:t>Gherkin</w:t>
+            </w:r>
+            <w:proofErr w:type="spellEnd"/>
+            <w:r>
+              <w:rPr>
+                <w:sz w:val="18"/>
+                <w:szCs w:val="18"/>
+                <w:lang w:eastAsia="es-CL"/>
+              </w:rPr>
+              <w:t>; construcción del panel web y del sitio de ejemplo; ejecución automatizada de las pruebas sobre el sitio demo; y elaboración de los documentos de diseño y gestión.</w:t>
             </w:r>
           </w:p>
           <w:p>
@@ -1702,6 +2204,65 @@
               </w:rPr>
               <w:t>.</w:t>
             </w:r>
+            <w:r>
+              <w:rPr>
+                <w:rFonts w:ascii="Calibri" w:hAnsi="Calibri" w:cs="Arial"/>
+                <w:i/>
+                <w:color w:val="0070C0"/>
+                <w:sz w:val="18"/>
+                <w:szCs w:val="20"/>
+                <w:lang w:eastAsia="es-CL"/>
+              </w:rPr>
+              <w:t xml:space="preserve"> </w:t>
+            </w:r>
+            <w:r>
+              <w:rPr>
+                <w:rFonts w:ascii="Calibri" w:hAnsi="Calibri" w:cs="Arial"/>
+                <w:i/>
+                <w:color w:val="0070C0"/>
+                <w:sz w:val="18"/>
+                <w:szCs w:val="20"/>
+                <w:lang w:eastAsia="es-CL"/>
+              </w:rPr>
+              <w:t>¿Qué elementos/aspectos te facilitaron o ayudaron en el desarrollo de tu proyecto APT?</w:t>
+            </w:r>
+            <w:r>
+              <w:rPr>
+                <w:rFonts w:ascii="Calibri" w:hAnsi="Calibri" w:cs="Arial"/>
+                <w:i/>
+                <w:color w:val="0070C0"/>
+                <w:sz w:val="18"/>
+                <w:szCs w:val="20"/>
+                <w:lang w:eastAsia="es-CL"/>
+              </w:rPr>
+              <w:br/>
+            </w:r>
+            <w:r>
+              <w:rPr>
+                <w:sz w:val="18"/>
+                <w:szCs w:val="18"/>
+                <w:lang w:eastAsia="es-CL"/>
+              </w:rPr>
+              <w:t xml:space="preserve">Facilitadores: La experiencia previa de uno de los integrantes en QA, el uso de herramientas gratuitas (Node.js, </w:t>
+            </w:r>
+            <w:proofErr w:type="spellStart"/>
+            <w:r>
+              <w:rPr>
+                <w:sz w:val="18"/>
+                <w:szCs w:val="18"/>
+                <w:lang w:eastAsia="es-CL"/>
+              </w:rPr>
+              <w:t>TypeScript</w:t>
+            </w:r>
+            <w:proofErr w:type="spellEnd"/>
+            <w:r>
+              <w:rPr>
+                <w:sz w:val="18"/>
+                <w:szCs w:val="18"/>
+                <w:lang w:eastAsia="es-CL"/>
+              </w:rPr>
+              <w:t xml:space="preserve"> y Playwright) y la retroalimentación del docente.</w:t>
+            </w:r>
           </w:p>
           <w:p>
             <w:pPr>
@@ -1725,31 +2286,6 @@
                 <w:szCs w:val="20"/>
                 <w:lang w:eastAsia="es-CL"/>
               </w:rPr>
-              <w:t>¿Qué elementos/aspectos te facilitaron o ayudaron en el desarrollo de tu proyecto APT?</w:t>
-            </w:r>
-          </w:p>
-          <w:p>
-            <w:pPr>
-              <w:pStyle w:val="Prrafodelista"/>
-              <w:jc w:val="both"/>
-              <w:rPr>
-                <w:rFonts w:ascii="Calibri" w:hAnsi="Calibri" w:cs="Arial"/>
-                <w:i/>
-                <w:color w:val="0070C0"/>
-                <w:sz w:val="18"/>
-                <w:szCs w:val="20"/>
-                <w:lang w:eastAsia="es-CL"/>
-              </w:rPr>
-            </w:pPr>
-            <w:r>
-              <w:rPr>
-                <w:rFonts w:ascii="Calibri" w:hAnsi="Calibri" w:cs="Arial"/>
-                <w:i/>
-                <w:color w:val="0070C0"/>
-                <w:sz w:val="18"/>
-                <w:szCs w:val="20"/>
-                <w:lang w:eastAsia="es-CL"/>
-              </w:rPr>
               <w:t>¿A qué dificultades</w:t>
             </w:r>
             <w:r>
@@ -1763,26 +2299,17 @@
               </w:rPr>
               <w:t xml:space="preserve"> enfrentaste en el desarrollo de tu Proyecto APT?</w:t>
             </w:r>
-          </w:p>
-          <w:p>
-            <w:pPr>
-              <w:pStyle w:val="Prrafodelista"/>
-              <w:numPr>
-                <w:ilvl w:val="0"/>
-                <w:numId w:val="1"/>
-              </w:numPr>
-              <w:spacing w:after="0" w:line="240" w:lineRule="auto"/>
-              <w:ind w:left="318" w:hanging="284"/>
-              <w:jc w:val="both"/>
-              <w:rPr>
-                <w:rFonts w:ascii="Calibri" w:hAnsi="Calibri" w:cs="Arial"/>
-                <w:i/>
-                <w:color w:val="0070C0"/>
-                <w:sz w:val="18"/>
-                <w:szCs w:val="20"/>
-                <w:lang w:eastAsia="es-CL"/>
-              </w:rPr>
-            </w:pPr>
+            <w:r>
+              <w:rPr>
+                <w:rFonts w:ascii="Calibri" w:hAnsi="Calibri" w:cs="Arial"/>
+                <w:i/>
+                <w:color w:val="0070C0"/>
+                <w:sz w:val="18"/>
+                <w:szCs w:val="20"/>
+                <w:lang w:eastAsia="es-CL"/>
+              </w:rPr>
+              <w:t xml:space="preserve"> </w:t>
+            </w:r>
             <w:r>
               <w:rPr>
                 <w:rFonts w:ascii="Calibri" w:hAnsi="Calibri" w:cs="Arial"/>
@@ -1826,6 +2353,25 @@
                 <w:lang w:eastAsia="es-CL"/>
               </w:rPr>
               <w:t>.</w:t>
+            </w:r>
+            <w:r>
+              <w:rPr>
+                <w:rFonts w:ascii="Calibri" w:hAnsi="Calibri" w:cs="Arial"/>
+                <w:i/>
+                <w:color w:val="0070C0"/>
+                <w:sz w:val="18"/>
+                <w:szCs w:val="20"/>
+                <w:lang w:eastAsia="es-CL"/>
+              </w:rPr>
+              <w:br/>
+            </w:r>
+            <w:r>
+              <w:rPr>
+                <w:sz w:val="18"/>
+                <w:szCs w:val="18"/>
+                <w:lang w:eastAsia="es-CL"/>
+              </w:rPr>
+              <w:t>Dificultades: la subestimación inicial del alcance, los cambios frecuentes en la documentación, la coordinación de tiempos del equipo, la curva de aprendizaje del crawler y el bloqueo del navegador Firefox por una política de seguridad de Windows.</w:t>
             </w:r>
           </w:p>
           <w:p>
@@ -1850,6 +2396,61 @@
                 <w:lang w:eastAsia="es-CL"/>
               </w:rPr>
               <w:t xml:space="preserve">¿Cómo abordaste las dificultades para cumplir con los objetivos? ¿Tuviste que hacer algún ajuste? ¿Qué ajuste? </w:t>
+            </w:r>
+            <w:r>
+              <w:rPr>
+                <w:rFonts w:ascii="Calibri" w:hAnsi="Calibri" w:cs="Arial"/>
+                <w:i/>
+                <w:color w:val="0070C0"/>
+                <w:sz w:val="18"/>
+                <w:szCs w:val="20"/>
+                <w:lang w:eastAsia="es-CL"/>
+              </w:rPr>
+              <w:br/>
+            </w:r>
+            <w:r>
+              <w:rPr>
+                <w:sz w:val="18"/>
+                <w:szCs w:val="18"/>
+                <w:lang w:eastAsia="es-CL"/>
+              </w:rPr>
+              <w:t xml:space="preserve">Ajustes: se priorizó la documentación para fijar el alcance; se agregaron el panel web y el sitio de ejemplo por su valor demostrativo; se ejecutó localmente con </w:t>
+            </w:r>
+            <w:proofErr w:type="spellStart"/>
+            <w:r>
+              <w:rPr>
+                <w:sz w:val="18"/>
+                <w:szCs w:val="18"/>
+                <w:lang w:eastAsia="es-CL"/>
+              </w:rPr>
+              <w:t>Chromium</w:t>
+            </w:r>
+            <w:proofErr w:type="spellEnd"/>
+            <w:r>
+              <w:rPr>
+                <w:sz w:val="18"/>
+                <w:szCs w:val="18"/>
+                <w:lang w:eastAsia="es-CL"/>
+              </w:rPr>
+              <w:t xml:space="preserve"> como alternativa a Firefox; y se dejó la integración con </w:t>
+            </w:r>
+            <w:proofErr w:type="spellStart"/>
+            <w:r>
+              <w:rPr>
+                <w:sz w:val="18"/>
+                <w:szCs w:val="18"/>
+                <w:lang w:eastAsia="es-CL"/>
+              </w:rPr>
+              <w:t>BrowserStack</w:t>
+            </w:r>
+            <w:proofErr w:type="spellEnd"/>
+            <w:r>
+              <w:rPr>
+                <w:sz w:val="18"/>
+                <w:szCs w:val="18"/>
+                <w:lang w:eastAsia="es-CL"/>
+              </w:rPr>
+              <w:t xml:space="preserve"> para la etapa final por depender de credenciales externas.</w:t>
             </w:r>
           </w:p>
         </w:tc>
@@ -1973,7 +2574,111 @@
                 <w:szCs w:val="20"/>
                 <w:lang w:eastAsia="es-CL"/>
               </w:rPr>
+              <w:br/>
+            </w:r>
+            <w:r>
+              <w:rPr>
+                <w:sz w:val="18"/>
+                <w:szCs w:val="18"/>
+                <w:lang w:eastAsia="es-CL"/>
+              </w:rPr>
+              <w:t xml:space="preserve">Las evidencias que permiten visualizar el desarrollo y el resultado final </w:t>
+            </w:r>
+            <w:proofErr w:type="spellStart"/>
+            <w:r>
+              <w:rPr>
+                <w:sz w:val="18"/>
+                <w:szCs w:val="18"/>
+                <w:lang w:eastAsia="es-CL"/>
+              </w:rPr>
+              <w:t>seran</w:t>
+            </w:r>
+            <w:proofErr w:type="spellEnd"/>
+            <w:r>
+              <w:rPr>
+                <w:sz w:val="18"/>
+                <w:szCs w:val="18"/>
+                <w:lang w:eastAsia="es-CL"/>
+              </w:rPr>
+              <w:t xml:space="preserve">: el repositorio GitHub con el código fuente del </w:t>
+            </w:r>
+            <w:proofErr w:type="spellStart"/>
+            <w:r>
+              <w:rPr>
+                <w:sz w:val="18"/>
+                <w:szCs w:val="18"/>
+                <w:lang w:eastAsia="es-CL"/>
+              </w:rPr>
+              <w:t>framework</w:t>
+            </w:r>
+            <w:proofErr w:type="spellEnd"/>
+            <w:r>
+              <w:rPr>
+                <w:sz w:val="18"/>
+                <w:szCs w:val="18"/>
+                <w:lang w:eastAsia="es-CL"/>
+              </w:rPr>
+              <w:t xml:space="preserve">; el video demostrativo del escaneo y de la generación y ejecución de las pruebas sobre el sitio de ejemplo; el panel web que muestra los resultados; los documentos de diseño (UML), el </w:t>
+            </w:r>
+            <w:proofErr w:type="spellStart"/>
+            <w:r>
+              <w:rPr>
+                <w:sz w:val="18"/>
+                <w:szCs w:val="18"/>
+                <w:lang w:eastAsia="es-CL"/>
+              </w:rPr>
+              <w:t>Product</w:t>
+            </w:r>
+            <w:proofErr w:type="spellEnd"/>
+            <w:r>
+              <w:rPr>
+                <w:sz w:val="18"/>
+                <w:szCs w:val="18"/>
+                <w:lang w:eastAsia="es-CL"/>
+              </w:rPr>
+              <w:t xml:space="preserve"> Backlog y el </w:t>
+            </w:r>
+            <w:proofErr w:type="spellStart"/>
+            <w:r>
+              <w:rPr>
+                <w:sz w:val="18"/>
+                <w:szCs w:val="18"/>
+                <w:lang w:eastAsia="es-CL"/>
+              </w:rPr>
+              <w:t>Definition</w:t>
+            </w:r>
+            <w:proofErr w:type="spellEnd"/>
+            <w:r>
+              <w:rPr>
+                <w:sz w:val="18"/>
+                <w:szCs w:val="18"/>
+                <w:lang w:eastAsia="es-CL"/>
+              </w:rPr>
               <w:t xml:space="preserve"> </w:t>
+            </w:r>
+            <w:proofErr w:type="spellStart"/>
+            <w:r>
+              <w:rPr>
+                <w:sz w:val="18"/>
+                <w:szCs w:val="18"/>
+                <w:lang w:eastAsia="es-CL"/>
+              </w:rPr>
+              <w:t>of</w:t>
+            </w:r>
+            <w:proofErr w:type="spellEnd"/>
+            <w:r>
+              <w:rPr>
+                <w:sz w:val="18"/>
+                <w:szCs w:val="18"/>
+                <w:lang w:eastAsia="es-CL"/>
+              </w:rPr>
+              <w:t xml:space="preserve"> Done; y los reportes generados por las pruebas. El enlace a los videos está</w:t>
+            </w:r>
+            <w:r>
+              <w:rPr>
+                <w:lang w:eastAsia="es-CL"/>
+              </w:rPr>
+              <w:t xml:space="preserve"> disponible en el archivo Drive-Videos de la carpeta de evidencias.</w:t>
             </w:r>
           </w:p>
         </w:tc>
@@ -2003,6 +2708,7 @@
                 <w:sz w:val="18"/>
                 <w:szCs w:val="18"/>
               </w:rPr>
+              <w:lastRenderedPageBreak/>
               <w:t>6</w:t>
             </w:r>
             <w:r>
@@ -2210,45 +2916,107 @@
                 <w:szCs w:val="20"/>
                 <w:lang w:eastAsia="es-CL"/>
               </w:rPr>
-              <w:t xml:space="preserve">¿Cómo te proyectas laboralmente después de haber terminado tu Proyecto APT? </w:t>
+              <w:t>¿Cómo te proyectas laboralmente después de haber terminado tu Proyecto APT?</w:t>
+            </w:r>
+          </w:p>
+          <w:p>
+            <w:pPr>
+              <w:jc w:val="both"/>
+              <w:rPr>
+                <w:rFonts w:ascii="Calibri" w:hAnsi="Calibri" w:cs="Arial"/>
+                <w:b/>
+                <w:bCs/>
+                <w:iCs/>
+                <w:sz w:val="18"/>
+                <w:szCs w:val="20"/>
+                <w:lang w:eastAsia="es-CL"/>
+              </w:rPr>
+            </w:pPr>
+            <w:r>
+              <w:rPr>
+                <w:rFonts w:ascii="Calibri" w:hAnsi="Calibri" w:cs="Arial"/>
+                <w:b/>
+                <w:bCs/>
+                <w:iCs/>
+                <w:sz w:val="18"/>
+                <w:szCs w:val="20"/>
+                <w:lang w:eastAsia="es-CL"/>
+              </w:rPr>
+              <w:t>Alex puebla</w:t>
+            </w:r>
+          </w:p>
+          <w:p>
+            <w:pPr>
+              <w:jc w:val="both"/>
+              <w:rPr>
+                <w:rFonts w:ascii="Calibri" w:hAnsi="Calibri" w:cs="Arial"/>
+                <w:i/>
+                <w:color w:val="0070C0"/>
+                <w:sz w:val="18"/>
+                <w:szCs w:val="18"/>
+                <w:lang w:eastAsia="es-CL"/>
+              </w:rPr>
+            </w:pPr>
+            <w:r>
+              <w:rPr>
+                <w:sz w:val="18"/>
+                <w:szCs w:val="18"/>
+              </w:rPr>
+              <w:t xml:space="preserve">Para mí, el proyecto confirmó mi interés en unir el QA con la ciberseguridad. Desarrollar CACHAI-QA me dio la oportunidad de afinar mi capacidad analítica para identificar tanto errores de funcionamiento como debilidades en la estructura del </w:t>
+            </w:r>
+            <w:proofErr w:type="spellStart"/>
+            <w:r>
+              <w:rPr>
+                <w:sz w:val="18"/>
+                <w:szCs w:val="18"/>
+              </w:rPr>
+              <w:t>front-end</w:t>
+            </w:r>
+            <w:proofErr w:type="spellEnd"/>
+            <w:r>
+              <w:rPr>
+                <w:sz w:val="18"/>
+                <w:szCs w:val="18"/>
+              </w:rPr>
+              <w:t>.</w:t>
+            </w:r>
+            <w:r>
+              <w:rPr>
+                <w:sz w:val="18"/>
+                <w:szCs w:val="18"/>
+              </w:rPr>
+              <w:br/>
+            </w:r>
+            <w:r>
+              <w:rPr>
+                <w:sz w:val="18"/>
+                <w:szCs w:val="18"/>
+                <w:lang w:eastAsia="es-CL"/>
+              </w:rPr>
+              <w:t xml:space="preserve">Proyecciones laborales: continuar profundizando en QA </w:t>
+            </w:r>
+            <w:proofErr w:type="spellStart"/>
+            <w:r>
+              <w:rPr>
+                <w:sz w:val="18"/>
+                <w:szCs w:val="18"/>
+                <w:lang w:eastAsia="es-CL"/>
+              </w:rPr>
+              <w:t>Automation</w:t>
+            </w:r>
+            <w:proofErr w:type="spellEnd"/>
+            <w:r>
+              <w:rPr>
+                <w:sz w:val="18"/>
+                <w:szCs w:val="18"/>
+                <w:lang w:eastAsia="es-CL"/>
+              </w:rPr>
+              <w:t>, integración continua, pruebas en la nube y seguridad de aplicaciones, y proyectarse como profesionales capaces de entregar soluciones de software confiables, eficientes y de alta calidad.</w:t>
             </w:r>
           </w:p>
         </w:tc>
       </w:tr>
     </w:tbl>
-    <w:p>
-      <w:pPr>
-        <w:rPr>
-          <w:b/>
-        </w:rPr>
-      </w:pPr>
-    </w:p>
-    <w:p>
-      <w:pPr>
-        <w:spacing w:after="0" w:line="276" w:lineRule="auto"/>
-        <w:ind w:left="-426" w:right="-568"/>
-        <w:jc w:val="both"/>
-        <w:rPr>
-          <w:rFonts w:eastAsiaTheme="majorEastAsia" w:cstheme="minorHAnsi"/>
-          <w:color w:val="767171" w:themeColor="background2" w:themeShade="80"/>
-          <w:sz w:val="24"/>
-          <w:szCs w:val="24"/>
-        </w:rPr>
-      </w:pPr>
-    </w:p>
-    <w:p>
-      <w:pPr>
-        <w:spacing w:after="0" w:line="276" w:lineRule="auto"/>
-        <w:ind w:left="-426" w:right="-568"/>
-        <w:jc w:val="both"/>
-        <w:rPr>
-          <w:rFonts w:eastAsiaTheme="majorEastAsia" w:cstheme="minorHAnsi"/>
-          <w:color w:val="767171" w:themeColor="background2" w:themeShade="80"/>
-          <w:sz w:val="24"/>
-          <w:szCs w:val="24"/>
-        </w:rPr>
-      </w:pPr>
-    </w:p>
     <w:p/>
     <w:sectPr>
       <w:headerReference w:type="even" r:id="rId11"/>
@@ -3432,6 +4200,7 @@
     <w:lsdException w:name="HTML Sample" w:semiHidden="1" w:unhideWhenUsed="1"/>
     <w:lsdException w:name="HTML Typewriter" w:semiHidden="1" w:unhideWhenUsed="1"/>
     <w:lsdException w:name="HTML Variable" w:semiHidden="1" w:unhideWhenUsed="1"/>
+    <w:lsdException w:name="Normal Table" w:semiHidden="1" w:unhideWhenUsed="1"/>
     <w:lsdException w:name="annotation subject" w:semiHidden="1" w:unhideWhenUsed="1"/>
     <w:lsdException w:name="No List" w:semiHidden="1" w:unhideWhenUsed="1"/>
     <w:lsdException w:name="Outline List 1" w:semiHidden="1" w:unhideWhenUsed="1"/>
@@ -3474,8 +4243,11 @@
     <w:lsdException w:name="Table Contemporary" w:semiHidden="1" w:unhideWhenUsed="1"/>
     <w:lsdException w:name="Table Elegant" w:semiHidden="1" w:unhideWhenUsed="1"/>
     <w:lsdException w:name="Table Professional" w:semiHidden="1" w:unhideWhenUsed="1"/>
+    <w:lsdException w:name="Table Subtle 1" w:semiHidden="1" w:unhideWhenUsed="1"/>
     <w:lsdException w:name="Table Subtle 2" w:semiHidden="1" w:unhideWhenUsed="1"/>
     <w:lsdException w:name="Table Web 1" w:semiHidden="1" w:unhideWhenUsed="1"/>
+    <w:lsdException w:name="Table Web 2" w:semiHidden="1" w:unhideWhenUsed="1"/>
+    <w:lsdException w:name="Table Web 3" w:semiHidden="1" w:unhideWhenUsed="1"/>
     <w:lsdException w:name="Balloon Text" w:semiHidden="1" w:unhideWhenUsed="1"/>
     <w:lsdException w:name="Table Grid" w:uiPriority="39"/>
     <w:lsdException w:name="Table Theme" w:semiHidden="1" w:unhideWhenUsed="1"/>
@@ -4469,15 +5241,8 @@
 <file path=customXml/itemProps2.xml><?xml version="1.0" encoding="utf-8"?>
 <ds:datastoreItem xmlns:ds="http://schemas.openxmlformats.org/officeDocument/2006/customXml" ds:itemID="{372B79FC-6971-4544-98C5-83069028712A}">
   <ds:schemaRefs>
-    <ds:schemaRef ds:uri="http://purl.org/dc/dcmitype/"/>
-    <ds:schemaRef ds:uri="http://purl.org/dc/elements/1.1/"/>
-    <ds:schemaRef ds:uri="http://www.w3.org/XML/1998/namespace"/>
-    <ds:schemaRef ds:uri="126e8a1c-9ea9-435a-ac89-d06c80d62e30"/>
-    <ds:schemaRef ds:uri="http://schemas.microsoft.com/office/2006/documentManagement/types"/>
-    <ds:schemaRef ds:uri="http://purl.org/dc/terms/"/>
+    <ds:schemaRef ds:uri="http://schemas.microsoft.com/office/2006/metadata/properties"/>
     <ds:schemaRef ds:uri="http://schemas.microsoft.com/office/infopath/2007/PartnerControls"/>
-    <ds:schemaRef ds:uri="http://schemas.openxmlformats.org/package/2006/metadata/core-properties"/>
-    <ds:schemaRef ds:uri="http://schemas.microsoft.com/office/2006/metadata/properties"/>
   </ds:schemaRefs>
 </ds:datastoreItem>
 </file>
